--- a/fuentes/CFA2_82220017_DU.docx
+++ b/fuentes/CFA2_82220017_DU.docx
@@ -468,6 +468,7 @@
       <w:sdtPr>
         <w:rPr>
           <w:rFonts w:asciiTheme="minorHAnsi" w:eastAsiaTheme="minorEastAsia" w:hAnsiTheme="minorHAnsi" w:cstheme="minorBidi"/>
+          <w:b w:val="0"/>
           <w:color w:val="auto"/>
           <w:kern w:val="2"/>
           <w:sz w:val="28"/>
@@ -481,11 +482,6 @@
           <w:docPartUnique/>
         </w:docPartObj>
       </w:sdtPr>
-      <w:sdtEndPr>
-        <w:rPr>
-          <w:b w:val="0"/>
-        </w:rPr>
-      </w:sdtEndPr>
       <w:sdtContent>
         <w:p>
           <w:pPr>
@@ -4822,10 +4818,18 @@
       </w:pPr>
       <w:r>
         <w:rPr>
+          <w:b/>
+          <w:bCs/>
           <w:lang w:val="es-419" w:eastAsia="es-CO"/>
         </w:rPr>
         <w:lastRenderedPageBreak/>
-        <w:t>Monitoreo preventivo: es el conjunto de mecanismos orientados a predecir y evitar incidentes o fallas en la vía, anticipándose a condiciones de riesgo. Ejemplos: radares para control de velocidad, alertas meteorológicas automáticas, sensores estructurales en puentes y carreteras.</w:t>
+        <w:t>Monitoreo preventivo:</w:t>
+      </w:r>
+      <w:r>
+        <w:rPr>
+          <w:lang w:val="es-419" w:eastAsia="es-CO"/>
+        </w:rPr>
+        <w:t xml:space="preserve"> es el conjunto de mecanismos orientados a predecir y evitar incidentes o fallas en la vía, anticipándose a condiciones de riesgo. Ejemplos: radares para control de velocidad, alertas meteorológicas automáticas, sensores estructurales en puentes y carreteras.</w:t>
       </w:r>
     </w:p>
     <w:p>
@@ -4841,15 +4845,17 @@
       </w:pPr>
       <w:r>
         <w:rPr>
-          <w:lang w:val="es-419" w:eastAsia="es-CO"/>
-        </w:rPr>
-        <w:t>Monitoreo reactivo</w:t>
-      </w:r>
-      <w:r>
-        <w:rPr>
-          <w:lang w:val="es-419" w:eastAsia="es-CO"/>
-        </w:rPr>
-        <w:t xml:space="preserve">: </w:t>
+          <w:b/>
+          <w:bCs/>
+          <w:lang w:val="es-419" w:eastAsia="es-CO"/>
+        </w:rPr>
+        <w:t>Monitoreo reactivo:</w:t>
+      </w:r>
+      <w:r>
+        <w:rPr>
+          <w:lang w:val="es-419" w:eastAsia="es-CO"/>
+        </w:rPr>
+        <w:t xml:space="preserve"> </w:t>
       </w:r>
       <w:r>
         <w:rPr>
@@ -4877,33 +4883,29 @@
       </w:pPr>
       <w:r>
         <w:rPr>
-          <w:lang w:val="es-419" w:eastAsia="es-CO"/>
-        </w:rPr>
-        <w:t xml:space="preserve">Monitoreo en tiempo </w:t>
-      </w:r>
-      <w:r>
-        <w:rPr>
-          <w:lang w:val="es-419" w:eastAsia="es-CO"/>
-        </w:rPr>
-        <w:t>r</w:t>
-      </w:r>
-      <w:r>
-        <w:rPr>
-          <w:lang w:val="es-419" w:eastAsia="es-CO"/>
-        </w:rPr>
-        <w:t>eal</w:t>
-      </w:r>
-      <w:r>
-        <w:rPr>
-          <w:lang w:val="es-419" w:eastAsia="es-CO"/>
-        </w:rPr>
-        <w:t xml:space="preserve">: </w:t>
-      </w:r>
-      <w:r>
-        <w:rPr>
-          <w:lang w:val="es-419" w:eastAsia="es-CO"/>
-        </w:rPr>
-        <w:t xml:space="preserve">Incorpora tecnologías que permiten el seguimiento continuo y actualizado del estado del tránsito, condiciones viales y desempeño de los vehículos. Ejemplos: rastreo </w:t>
+          <w:b/>
+          <w:bCs/>
+          <w:lang w:val="es-419" w:eastAsia="es-CO"/>
+        </w:rPr>
+        <w:t>Monitoreo en tiempo real:</w:t>
+      </w:r>
+      <w:r>
+        <w:rPr>
+          <w:lang w:val="es-419" w:eastAsia="es-CO"/>
+        </w:rPr>
+        <w:t xml:space="preserve"> </w:t>
+      </w:r>
+      <w:r>
+        <w:rPr>
+          <w:lang w:val="es-419" w:eastAsia="es-CO"/>
+        </w:rPr>
+        <w:t>i</w:t>
+      </w:r>
+      <w:r>
+        <w:rPr>
+          <w:lang w:val="es-419" w:eastAsia="es-CO"/>
+        </w:rPr>
+        <w:t xml:space="preserve">ncorpora tecnologías que permiten el seguimiento continuo y actualizado del estado del tránsito, condiciones viales y desempeño de los vehículos. Ejemplos: rastreo </w:t>
       </w:r>
       <w:r>
         <w:rPr>
@@ -4932,15 +4934,17 @@
       </w:pPr>
       <w:r>
         <w:rPr>
-          <w:lang w:val="es-419" w:eastAsia="es-CO"/>
-        </w:rPr>
-        <w:t>Monitoreo histórico o analítico</w:t>
-      </w:r>
-      <w:r>
-        <w:rPr>
-          <w:lang w:val="es-419" w:eastAsia="es-CO"/>
-        </w:rPr>
-        <w:t xml:space="preserve">: </w:t>
+          <w:b/>
+          <w:bCs/>
+          <w:lang w:val="es-419" w:eastAsia="es-CO"/>
+        </w:rPr>
+        <w:t>Monitoreo histórico o analítico:</w:t>
+      </w:r>
+      <w:r>
+        <w:rPr>
+          <w:lang w:val="es-419" w:eastAsia="es-CO"/>
+        </w:rPr>
+        <w:t xml:space="preserve"> </w:t>
       </w:r>
       <w:r>
         <w:rPr>
@@ -4996,7 +5000,6 @@
         <w:pStyle w:val="Figura"/>
       </w:pPr>
       <w:r>
-        <w:lastRenderedPageBreak/>
         <w:t xml:space="preserve">Figura 1. </w:t>
       </w:r>
       <w:r>
@@ -5154,14 +5157,14 @@
         <w:rPr>
           <w:lang w:val="es-419" w:eastAsia="es-CO"/>
         </w:rPr>
-        <w:t xml:space="preserve">establecen directrices orientadas a minimizar los riesgos en la vía y proteger a todos los actores del tránsito, especialmente a los usuarios vulnerables. Incluyen normas sobre límites de velocidad, </w:t>
+        <w:t xml:space="preserve">establecen directrices orientadas a minimizar los riesgos en la vía y proteger a todos los actores del tránsito, especialmente </w:t>
       </w:r>
       <w:r>
         <w:rPr>
           <w:lang w:val="es-419" w:eastAsia="es-CO"/>
         </w:rPr>
         <w:lastRenderedPageBreak/>
-        <w:t>obligatoriedad de dispositivos de monitoreo y mecanismos de sanción automatizados.</w:t>
+        <w:t>a los usuarios vulnerables. Incluyen normas sobre límites de velocidad, obligatoriedad de dispositivos de monitoreo y mecanismos de sanción automatizados.</w:t>
       </w:r>
       <w:r>
         <w:rPr>
@@ -5652,15 +5655,17 @@
       </w:pPr>
       <w:r>
         <w:rPr>
-          <w:lang w:val="es-419" w:eastAsia="es-CO"/>
-        </w:rPr>
-        <w:t>Estado de la infraestructura</w:t>
-      </w:r>
-      <w:r>
-        <w:rPr>
-          <w:lang w:val="es-419" w:eastAsia="es-CO"/>
-        </w:rPr>
-        <w:t xml:space="preserve">: </w:t>
+          <w:b/>
+          <w:bCs/>
+          <w:lang w:val="es-419" w:eastAsia="es-CO"/>
+        </w:rPr>
+        <w:t>Estado de la infraestructura:</w:t>
+      </w:r>
+      <w:r>
+        <w:rPr>
+          <w:lang w:val="es-419" w:eastAsia="es-CO"/>
+        </w:rPr>
+        <w:t xml:space="preserve"> </w:t>
       </w:r>
       <w:r>
         <w:rPr>
@@ -5993,7 +5998,13 @@
         <w:rPr>
           <w:lang w:val="es-419" w:eastAsia="es-CO"/>
         </w:rPr>
-        <w:t>Consiste en la observación presencial y visual del comportamiento vehicular, realizada por personal técnico o mediante dispositivos instalados en el terreno. Aplicación: Inspecciones de tránsito, manual de vigilancia, operativos de control vial.</w:t>
+        <w:t>c</w:t>
+      </w:r>
+      <w:r>
+        <w:rPr>
+          <w:lang w:val="es-419" w:eastAsia="es-CO"/>
+        </w:rPr>
+        <w:t>onsiste en la observación presencial y visual del comportamiento vehicular, realizada por personal técnico o mediante dispositivos instalados en el terreno. Aplicación: Inspecciones de tránsito, manual de vigilancia, operativos de control vial.</w:t>
       </w:r>
     </w:p>
     <w:p>
@@ -6354,7 +6365,19 @@
         <w:rPr>
           <w:lang w:val="es-419" w:eastAsia="es-CO"/>
         </w:rPr>
-        <w:t>Uso: Seguimiento y control de flotas, optimización de rutas, monitoreo logístico en tiempo real.</w:t>
+        <w:t xml:space="preserve">Uso: </w:t>
+      </w:r>
+      <w:r>
+        <w:rPr>
+          <w:lang w:val="es-419" w:eastAsia="es-CO"/>
+        </w:rPr>
+        <w:t>s</w:t>
+      </w:r>
+      <w:r>
+        <w:rPr>
+          <w:lang w:val="es-419" w:eastAsia="es-CO"/>
+        </w:rPr>
+        <w:t>eguimiento y control de flotas, optimización de rutas, monitoreo logístico en tiempo real.</w:t>
       </w:r>
     </w:p>
     <w:p>
@@ -7325,14 +7348,7 @@
         <w:rPr>
           <w:lang w:val="es-419" w:eastAsia="es-CO"/>
         </w:rPr>
-        <w:t xml:space="preserve"> realizar un análisis exhaustivo de la situación actual, identificando los problemas, desafíos y oportunidades en la operación del </w:t>
-      </w:r>
-      <w:r>
-        <w:rPr>
-          <w:lang w:val="es-419" w:eastAsia="es-CO"/>
-        </w:rPr>
-        <w:lastRenderedPageBreak/>
-        <w:t>transporte o en la gestión vial. Definir qué información es crucial para mejorar el desempeño.</w:t>
+        <w:t xml:space="preserve"> realizar un análisis exhaustivo de la situación actual, identificando los problemas, desafíos y oportunidades en la operación del transporte o en la gestión vial. Definir qué información es crucial para mejorar el desempeño.</w:t>
       </w:r>
     </w:p>
     <w:p>
@@ -7352,6 +7368,7 @@
           <w:bCs/>
           <w:lang w:val="es-419" w:eastAsia="es-CO"/>
         </w:rPr>
+        <w:lastRenderedPageBreak/>
         <w:t xml:space="preserve">Establecimiento de objetivos y </w:t>
       </w:r>
       <w:r>
@@ -7657,7 +7674,6 @@
           <w:bCs/>
           <w:lang w:val="es-419" w:eastAsia="es-CO"/>
         </w:rPr>
-        <w:lastRenderedPageBreak/>
         <w:t>Establecimiento de un cronograma detallado y presupuesto:</w:t>
       </w:r>
       <w:r>
@@ -7735,6 +7751,7 @@
           <w:bCs/>
           <w:lang w:val="es-419" w:eastAsia="es-CO"/>
         </w:rPr>
+        <w:lastRenderedPageBreak/>
         <w:t xml:space="preserve">Implementación piloto y ajustes: </w:t>
       </w:r>
       <w:r>
@@ -8010,7 +8027,19 @@
         <w:rPr>
           <w:lang w:val="es-419" w:eastAsia="es-CO"/>
         </w:rPr>
-        <w:t>Tipos: Sensores inductivos, piezoeléctricos, radar y láser.</w:t>
+        <w:t xml:space="preserve">Tipos: </w:t>
+      </w:r>
+      <w:r>
+        <w:rPr>
+          <w:lang w:val="es-419" w:eastAsia="es-CO"/>
+        </w:rPr>
+        <w:t>s</w:t>
+      </w:r>
+      <w:r>
+        <w:rPr>
+          <w:lang w:val="es-419" w:eastAsia="es-CO"/>
+        </w:rPr>
+        <w:t>ensores inductivos, piezoeléctricos, radar y láser.</w:t>
       </w:r>
     </w:p>
     <w:p>
@@ -9084,7 +9113,7 @@
           <w:bCs/>
           <w:lang w:val="es-419" w:eastAsia="es-CO"/>
         </w:rPr>
-        <w:t>Cámaras embarcadas ( cámaras 360°)</w:t>
+        <w:t>Cámaras embarcadas (cámaras 360°)</w:t>
       </w:r>
       <w:r>
         <w:rPr>
@@ -9224,7 +9253,19 @@
         <w:rPr>
           <w:lang w:val="es-419" w:eastAsia="es-CO"/>
         </w:rPr>
-        <w:t>tilizan chips o etiquetas electrónicas para identificar vehículos en puntos de control, peajes o zonas restringidas. Su lectura es rápida y sin contacto físico.</w:t>
+        <w:t xml:space="preserve">tilizan </w:t>
+      </w:r>
+      <w:r>
+        <w:rPr>
+          <w:rStyle w:val="Extranjerismo"/>
+        </w:rPr>
+        <w:t xml:space="preserve">chips </w:t>
+      </w:r>
+      <w:r>
+        <w:rPr>
+          <w:lang w:val="es-419" w:eastAsia="es-CO"/>
+        </w:rPr>
+        <w:t>o etiquetas electrónicas para identificar vehículos en puntos de control, peajes o zonas restringidas. Su lectura es rápida y sin contacto físico.</w:t>
       </w:r>
     </w:p>
     <w:p>
@@ -9448,7 +9489,19 @@
         <w:rPr>
           <w:lang w:val="es-419" w:eastAsia="es-CO"/>
         </w:rPr>
-        <w:t>etectan el peso del vehículo o el estado de presión y temperatura de los neumáticos, contribuyendo a la seguridad y al cuidado del vehículo.</w:t>
+        <w:t>d</w:t>
+      </w:r>
+      <w:r>
+        <w:rPr>
+          <w:lang w:val="es-419" w:eastAsia="es-CO"/>
+        </w:rPr>
+        <w:t xml:space="preserve">etectan </w:t>
+      </w:r>
+      <w:r>
+        <w:rPr>
+          <w:lang w:val="es-419" w:eastAsia="es-CO"/>
+        </w:rPr>
+        <w:t>el peso del vehículo o el estado de presión y temperatura de los neumáticos, contribuyendo a la seguridad y al cuidado del vehículo.</w:t>
       </w:r>
     </w:p>
     <w:p>
@@ -29614,7 +29667,7 @@
       <w:lvlText w:val=""/>
       <w:lvlJc w:val="left"/>
       <w:pPr>
-        <w:ind w:left="1429" w:hanging="360"/>
+        <w:ind w:left="720" w:hanging="360"/>
       </w:pPr>
       <w:rPr>
         <w:rFonts w:ascii="Symbol" w:hAnsi="Symbol" w:hint="default"/>
@@ -29626,7 +29679,7 @@
       <w:lvlText w:val="o"/>
       <w:lvlJc w:val="left"/>
       <w:pPr>
-        <w:ind w:left="2149" w:hanging="360"/>
+        <w:ind w:left="1440" w:hanging="360"/>
       </w:pPr>
       <w:rPr>
         <w:rFonts w:ascii="Courier New" w:hAnsi="Courier New" w:cs="Courier New" w:hint="default"/>
@@ -29638,7 +29691,7 @@
       <w:lvlText w:val=""/>
       <w:lvlJc w:val="left"/>
       <w:pPr>
-        <w:ind w:left="2869" w:hanging="360"/>
+        <w:ind w:left="2160" w:hanging="360"/>
       </w:pPr>
       <w:rPr>
         <w:rFonts w:ascii="Wingdings" w:hAnsi="Wingdings" w:hint="default"/>
@@ -29650,7 +29703,7 @@
       <w:lvlText w:val=""/>
       <w:lvlJc w:val="left"/>
       <w:pPr>
-        <w:ind w:left="3589" w:hanging="360"/>
+        <w:ind w:left="2880" w:hanging="360"/>
       </w:pPr>
       <w:rPr>
         <w:rFonts w:ascii="Symbol" w:hAnsi="Symbol" w:hint="default"/>
@@ -29662,7 +29715,7 @@
       <w:lvlText w:val="o"/>
       <w:lvlJc w:val="left"/>
       <w:pPr>
-        <w:ind w:left="4309" w:hanging="360"/>
+        <w:ind w:left="3600" w:hanging="360"/>
       </w:pPr>
       <w:rPr>
         <w:rFonts w:ascii="Courier New" w:hAnsi="Courier New" w:cs="Courier New" w:hint="default"/>
@@ -29674,7 +29727,7 @@
       <w:lvlText w:val=""/>
       <w:lvlJc w:val="left"/>
       <w:pPr>
-        <w:ind w:left="5029" w:hanging="360"/>
+        <w:ind w:left="4320" w:hanging="360"/>
       </w:pPr>
       <w:rPr>
         <w:rFonts w:ascii="Wingdings" w:hAnsi="Wingdings" w:hint="default"/>
@@ -29686,7 +29739,7 @@
       <w:lvlText w:val=""/>
       <w:lvlJc w:val="left"/>
       <w:pPr>
-        <w:ind w:left="5749" w:hanging="360"/>
+        <w:ind w:left="5040" w:hanging="360"/>
       </w:pPr>
       <w:rPr>
         <w:rFonts w:ascii="Symbol" w:hAnsi="Symbol" w:hint="default"/>
@@ -29698,7 +29751,7 @@
       <w:lvlText w:val="o"/>
       <w:lvlJc w:val="left"/>
       <w:pPr>
-        <w:ind w:left="6469" w:hanging="360"/>
+        <w:ind w:left="5760" w:hanging="360"/>
       </w:pPr>
       <w:rPr>
         <w:rFonts w:ascii="Courier New" w:hAnsi="Courier New" w:cs="Courier New" w:hint="default"/>
@@ -29710,7 +29763,7 @@
       <w:lvlText w:val=""/>
       <w:lvlJc w:val="left"/>
       <w:pPr>
-        <w:ind w:left="7189" w:hanging="360"/>
+        <w:ind w:left="6480" w:hanging="360"/>
       </w:pPr>
       <w:rPr>
         <w:rFonts w:ascii="Wingdings" w:hAnsi="Wingdings" w:hint="default"/>
@@ -36455,15 +36508,6 @@
 </file>
 
 <file path=customXml/item1.xml><?xml version="1.0" encoding="utf-8"?>
-<?mso-contentType ?>
-<FormTemplates xmlns="http://schemas.microsoft.com/sharepoint/v3/contenttype/forms">
-  <Display>DocumentLibraryForm</Display>
-  <Edit>DocumentLibraryForm</Edit>
-  <New>DocumentLibraryForm</New>
-</FormTemplates>
-</file>
-
-<file path=customXml/item2.xml><?xml version="1.0" encoding="utf-8"?>
 <p:properties xmlns:p="http://schemas.microsoft.com/office/2006/metadata/properties" xmlns:xsi="http://www.w3.org/2001/XMLSchema-instance" xmlns:pc="http://schemas.microsoft.com/office/infopath/2007/PartnerControls">
   <documentManagement>
     <TaxCatchAll xmlns="cb45339b-ced9-4d0d-8f64-77573914d53b" xsi:nil="true"/>
@@ -36474,11 +36518,16 @@
 </p:properties>
 </file>
 
-<file path=customXml/item3.xml><?xml version="1.0" encoding="utf-8"?>
-<b:Sources xmlns:b="http://schemas.openxmlformats.org/officeDocument/2006/bibliography" xmlns="http://schemas.openxmlformats.org/officeDocument/2006/bibliography" SelectedStyle="\APASixthEditionOfficeOnline.xsl" StyleName="APA" Version="6"/>
+<file path=customXml/item2.xml><?xml version="1.0" encoding="utf-8"?>
+<?mso-contentType ?>
+<FormTemplates xmlns="http://schemas.microsoft.com/sharepoint/v3/contenttype/forms">
+  <Display>DocumentLibraryForm</Display>
+  <Edit>DocumentLibraryForm</Edit>
+  <New>DocumentLibraryForm</New>
+</FormTemplates>
 </file>
 
-<file path=customXml/item4.xml><?xml version="1.0" encoding="utf-8"?>
+<file path=customXml/item3.xml><?xml version="1.0" encoding="utf-8"?>
 <ct:contentTypeSchema xmlns:ct="http://schemas.microsoft.com/office/2006/metadata/contentType" xmlns:ma="http://schemas.microsoft.com/office/2006/metadata/properties/metaAttributes" ct:_="" ma:_="" ma:contentTypeName="Documento" ma:contentTypeID="0x01010049282E1EDBE9234EA9E6D38F720E265F" ma:contentTypeVersion="15" ma:contentTypeDescription="Crear nuevo documento." ma:contentTypeScope="" ma:versionID="b31c7aa9eaf043a08b87120b3c4916e3">
   <xsd:schema xmlns:xsd="http://www.w3.org/2001/XMLSchema" xmlns:xs="http://www.w3.org/2001/XMLSchema" xmlns:p="http://schemas.microsoft.com/office/2006/metadata/properties" xmlns:ns2="cb45339b-ced9-4d0d-8f64-77573914d53b" xmlns:ns3="43a3ca16-9c26-4813-b83f-4aec9927b43f" targetNamespace="http://schemas.microsoft.com/office/2006/metadata/properties" ma:root="true" ma:fieldsID="3533d065b04d75c457075bc55f1f5315" ns2:_="" ns3:_="">
     <xsd:import namespace="cb45339b-ced9-4d0d-8f64-77573914d53b"/>
@@ -36713,15 +36762,11 @@
 </ct:contentTypeSchema>
 </file>
 
-<file path=customXml/itemProps1.xml><?xml version="1.0" encoding="utf-8"?>
-<ds:datastoreItem xmlns:ds="http://schemas.openxmlformats.org/officeDocument/2006/customXml" ds:itemID="{81CBDEC1-3B00-44ED-AD36-0268077980BA}">
-  <ds:schemaRefs>
-    <ds:schemaRef ds:uri="http://schemas.microsoft.com/sharepoint/v3/contenttype/forms"/>
-  </ds:schemaRefs>
-</ds:datastoreItem>
+<file path=customXml/item4.xml><?xml version="1.0" encoding="utf-8"?>
+<b:Sources xmlns:b="http://schemas.openxmlformats.org/officeDocument/2006/bibliography" xmlns="http://schemas.openxmlformats.org/officeDocument/2006/bibliography" SelectedStyle="\APASixthEditionOfficeOnline.xsl" StyleName="APA" Version="6"/>
 </file>
 
-<file path=customXml/itemProps2.xml><?xml version="1.0" encoding="utf-8"?>
+<file path=customXml/itemProps1.xml><?xml version="1.0" encoding="utf-8"?>
 <ds:datastoreItem xmlns:ds="http://schemas.openxmlformats.org/officeDocument/2006/customXml" ds:itemID="{6929C9FE-9F22-4B98-96EF-1B541B3BD0B2}">
   <ds:schemaRefs>
     <ds:schemaRef ds:uri="http://schemas.microsoft.com/office/2006/metadata/properties"/>
@@ -36732,15 +36777,15 @@
 </ds:datastoreItem>
 </file>
 
-<file path=customXml/itemProps3.xml><?xml version="1.0" encoding="utf-8"?>
-<ds:datastoreItem xmlns:ds="http://schemas.openxmlformats.org/officeDocument/2006/customXml" ds:itemID="{E8AB44A3-7C62-4BD2-82ED-8ABC209970FA}">
+<file path=customXml/itemProps2.xml><?xml version="1.0" encoding="utf-8"?>
+<ds:datastoreItem xmlns:ds="http://schemas.openxmlformats.org/officeDocument/2006/customXml" ds:itemID="{81CBDEC1-3B00-44ED-AD36-0268077980BA}">
   <ds:schemaRefs>
-    <ds:schemaRef ds:uri="http://schemas.openxmlformats.org/officeDocument/2006/bibliography"/>
+    <ds:schemaRef ds:uri="http://schemas.microsoft.com/sharepoint/v3/contenttype/forms"/>
   </ds:schemaRefs>
 </ds:datastoreItem>
 </file>
 
-<file path=customXml/itemProps4.xml><?xml version="1.0" encoding="utf-8"?>
+<file path=customXml/itemProps3.xml><?xml version="1.0" encoding="utf-8"?>
 <ds:datastoreItem xmlns:ds="http://schemas.openxmlformats.org/officeDocument/2006/customXml" ds:itemID="{DF43E046-DB0C-42D1-8C73-AE38B52F1ED7}">
   <ds:schemaRefs>
     <ds:schemaRef ds:uri="http://schemas.microsoft.com/office/2006/metadata/contentType"/>
@@ -36757,4 +36802,12 @@
     <ds:schemaRef ds:uri="http://schemas.microsoft.com/internal/obd"/>
   </ds:schemaRefs>
 </ds:datastoreItem>
+</file>
+
+<file path=customXml/itemProps4.xml><?xml version="1.0" encoding="utf-8"?>
+<ds:datastoreItem xmlns:ds="http://schemas.openxmlformats.org/officeDocument/2006/customXml" ds:itemID="{E8AB44A3-7C62-4BD2-82ED-8ABC209970FA}">
+  <ds:schemaRefs>
+    <ds:schemaRef ds:uri="http://schemas.openxmlformats.org/officeDocument/2006/bibliography"/>
+  </ds:schemaRefs>
+</ds:datastoreItem>
 </file>
--- a/fuentes/CFA2_82220017_DU.docx
+++ b/fuentes/CFA2_82220017_DU.docx
@@ -517,7 +517,7 @@
           <w:r>
             <w:fldChar w:fldCharType="separate"/>
           </w:r>
-          <w:hyperlink w:anchor="_Toc206604836" w:history="1">
+          <w:hyperlink w:anchor="_Toc208570415" w:history="1">
             <w:r>
               <w:rPr>
                 <w:rStyle w:val="Hipervnculo"/>
@@ -544,7 +544,7 @@
                 <w:noProof/>
                 <w:webHidden/>
               </w:rPr>
-              <w:instrText xml:space="preserve"> PAGEREF _Toc206604836 \h </w:instrText>
+              <w:instrText xml:space="preserve"> PAGEREF _Toc208570415 \h </w:instrText>
             </w:r>
             <w:r>
               <w:rPr>
@@ -590,7 +590,7 @@
               <w:lang w:eastAsia="es-MX"/>
             </w:rPr>
           </w:pPr>
-          <w:hyperlink w:anchor="_Toc206604837" w:history="1">
+          <w:hyperlink w:anchor="_Toc208570416" w:history="1">
             <w:r>
               <w:rPr>
                 <w:rStyle w:val="Hipervnculo"/>
@@ -634,7 +634,7 @@
                 <w:noProof/>
                 <w:webHidden/>
               </w:rPr>
-              <w:instrText xml:space="preserve"> PAGEREF _Toc206604837 \h </w:instrText>
+              <w:instrText xml:space="preserve"> PAGEREF _Toc208570416 \h </w:instrText>
             </w:r>
             <w:r>
               <w:rPr>
@@ -676,7 +676,7 @@
               <w:lang w:eastAsia="es-MX"/>
             </w:rPr>
           </w:pPr>
-          <w:hyperlink w:anchor="_Toc206604838" w:history="1">
+          <w:hyperlink w:anchor="_Toc208570417" w:history="1">
             <w:r>
               <w:rPr>
                 <w:rStyle w:val="Hipervnculo"/>
@@ -720,7 +720,7 @@
                 <w:noProof/>
                 <w:webHidden/>
               </w:rPr>
-              <w:instrText xml:space="preserve"> PAGEREF _Toc206604838 \h </w:instrText>
+              <w:instrText xml:space="preserve"> PAGEREF _Toc208570417 \h </w:instrText>
             </w:r>
             <w:r>
               <w:rPr>
@@ -762,7 +762,7 @@
               <w:lang w:eastAsia="es-MX"/>
             </w:rPr>
           </w:pPr>
-          <w:hyperlink w:anchor="_Toc206604839" w:history="1">
+          <w:hyperlink w:anchor="_Toc208570418" w:history="1">
             <w:r>
               <w:rPr>
                 <w:rStyle w:val="Hipervnculo"/>
@@ -806,7 +806,7 @@
                 <w:noProof/>
                 <w:webHidden/>
               </w:rPr>
-              <w:instrText xml:space="preserve"> PAGEREF _Toc206604839 \h </w:instrText>
+              <w:instrText xml:space="preserve"> PAGEREF _Toc208570418 \h </w:instrText>
             </w:r>
             <w:r>
               <w:rPr>
@@ -848,7 +848,7 @@
               <w:lang w:eastAsia="es-MX"/>
             </w:rPr>
           </w:pPr>
-          <w:hyperlink w:anchor="_Toc206604840" w:history="1">
+          <w:hyperlink w:anchor="_Toc208570419" w:history="1">
             <w:r>
               <w:rPr>
                 <w:rStyle w:val="Hipervnculo"/>
@@ -892,7 +892,7 @@
                 <w:noProof/>
                 <w:webHidden/>
               </w:rPr>
-              <w:instrText xml:space="preserve"> PAGEREF _Toc206604840 \h </w:instrText>
+              <w:instrText xml:space="preserve"> PAGEREF _Toc208570419 \h </w:instrText>
             </w:r>
             <w:r>
               <w:rPr>
@@ -938,7 +938,7 @@
               <w:lang w:eastAsia="es-MX"/>
             </w:rPr>
           </w:pPr>
-          <w:hyperlink w:anchor="_Toc206604841" w:history="1">
+          <w:hyperlink w:anchor="_Toc208570420" w:history="1">
             <w:r>
               <w:rPr>
                 <w:rStyle w:val="Hipervnculo"/>
@@ -982,7 +982,7 @@
                 <w:noProof/>
                 <w:webHidden/>
               </w:rPr>
-              <w:instrText xml:space="preserve"> PAGEREF _Toc206604841 \h </w:instrText>
+              <w:instrText xml:space="preserve"> PAGEREF _Toc208570420 \h </w:instrText>
             </w:r>
             <w:r>
               <w:rPr>
@@ -1024,7 +1024,7 @@
               <w:lang w:eastAsia="es-MX"/>
             </w:rPr>
           </w:pPr>
-          <w:hyperlink w:anchor="_Toc206604842" w:history="1">
+          <w:hyperlink w:anchor="_Toc208570421" w:history="1">
             <w:r>
               <w:rPr>
                 <w:rStyle w:val="Hipervnculo"/>
@@ -1051,7 +1051,7 @@
                 <w:noProof/>
                 <w:webHidden/>
               </w:rPr>
-              <w:instrText xml:space="preserve"> PAGEREF _Toc206604842 \h </w:instrText>
+              <w:instrText xml:space="preserve"> PAGEREF _Toc208570421 \h </w:instrText>
             </w:r>
             <w:r>
               <w:rPr>
@@ -1093,7 +1093,7 @@
               <w:lang w:eastAsia="es-MX"/>
             </w:rPr>
           </w:pPr>
-          <w:hyperlink w:anchor="_Toc206604843" w:history="1">
+          <w:hyperlink w:anchor="_Toc208570422" w:history="1">
             <w:r>
               <w:rPr>
                 <w:rStyle w:val="Hipervnculo"/>
@@ -1120,7 +1120,7 @@
                 <w:noProof/>
                 <w:webHidden/>
               </w:rPr>
-              <w:instrText xml:space="preserve"> PAGEREF _Toc206604843 \h </w:instrText>
+              <w:instrText xml:space="preserve"> PAGEREF _Toc208570422 \h </w:instrText>
             </w:r>
             <w:r>
               <w:rPr>
@@ -1162,7 +1162,7 @@
               <w:lang w:eastAsia="es-MX"/>
             </w:rPr>
           </w:pPr>
-          <w:hyperlink w:anchor="_Toc206604844" w:history="1">
+          <w:hyperlink w:anchor="_Toc208570423" w:history="1">
             <w:r>
               <w:rPr>
                 <w:rStyle w:val="Hipervnculo"/>
@@ -1189,7 +1189,7 @@
                 <w:noProof/>
                 <w:webHidden/>
               </w:rPr>
-              <w:instrText xml:space="preserve"> PAGEREF _Toc206604844 \h </w:instrText>
+              <w:instrText xml:space="preserve"> PAGEREF _Toc208570423 \h </w:instrText>
             </w:r>
             <w:r>
               <w:rPr>
@@ -1235,7 +1235,7 @@
               <w:lang w:eastAsia="es-MX"/>
             </w:rPr>
           </w:pPr>
-          <w:hyperlink w:anchor="_Toc206604845" w:history="1">
+          <w:hyperlink w:anchor="_Toc208570424" w:history="1">
             <w:r>
               <w:rPr>
                 <w:rStyle w:val="Hipervnculo"/>
@@ -1279,7 +1279,7 @@
                 <w:noProof/>
                 <w:webHidden/>
               </w:rPr>
-              <w:instrText xml:space="preserve"> PAGEREF _Toc206604845 \h </w:instrText>
+              <w:instrText xml:space="preserve"> PAGEREF _Toc208570424 \h </w:instrText>
             </w:r>
             <w:r>
               <w:rPr>
@@ -1321,7 +1321,7 @@
               <w:lang w:eastAsia="es-MX"/>
             </w:rPr>
           </w:pPr>
-          <w:hyperlink w:anchor="_Toc206604846" w:history="1">
+          <w:hyperlink w:anchor="_Toc208570425" w:history="1">
             <w:r>
               <w:rPr>
                 <w:rStyle w:val="Hipervnculo"/>
@@ -1348,7 +1348,7 @@
                 <w:noProof/>
                 <w:webHidden/>
               </w:rPr>
-              <w:instrText xml:space="preserve"> PAGEREF _Toc206604846 \h </w:instrText>
+              <w:instrText xml:space="preserve"> PAGEREF _Toc208570425 \h </w:instrText>
             </w:r>
             <w:r>
               <w:rPr>
@@ -1390,7 +1390,7 @@
               <w:lang w:eastAsia="es-MX"/>
             </w:rPr>
           </w:pPr>
-          <w:hyperlink w:anchor="_Toc206604847" w:history="1">
+          <w:hyperlink w:anchor="_Toc208570426" w:history="1">
             <w:r>
               <w:rPr>
                 <w:rStyle w:val="Hipervnculo"/>
@@ -1417,7 +1417,7 @@
                 <w:noProof/>
                 <w:webHidden/>
               </w:rPr>
-              <w:instrText xml:space="preserve"> PAGEREF _Toc206604847 \h </w:instrText>
+              <w:instrText xml:space="preserve"> PAGEREF _Toc208570426 \h </w:instrText>
             </w:r>
             <w:r>
               <w:rPr>
@@ -1459,7 +1459,7 @@
               <w:lang w:eastAsia="es-MX"/>
             </w:rPr>
           </w:pPr>
-          <w:hyperlink w:anchor="_Toc206604848" w:history="1">
+          <w:hyperlink w:anchor="_Toc208570427" w:history="1">
             <w:r>
               <w:rPr>
                 <w:rStyle w:val="Hipervnculo"/>
@@ -1486,7 +1486,7 @@
                 <w:noProof/>
                 <w:webHidden/>
               </w:rPr>
-              <w:instrText xml:space="preserve"> PAGEREF _Toc206604848 \h </w:instrText>
+              <w:instrText xml:space="preserve"> PAGEREF _Toc208570427 \h </w:instrText>
             </w:r>
             <w:r>
               <w:rPr>
@@ -1528,7 +1528,7 @@
               <w:lang w:eastAsia="es-MX"/>
             </w:rPr>
           </w:pPr>
-          <w:hyperlink w:anchor="_Toc206604849" w:history="1">
+          <w:hyperlink w:anchor="_Toc208570428" w:history="1">
             <w:r>
               <w:rPr>
                 <w:rStyle w:val="Hipervnculo"/>
@@ -1555,7 +1555,7 @@
                 <w:noProof/>
                 <w:webHidden/>
               </w:rPr>
-              <w:instrText xml:space="preserve"> PAGEREF _Toc206604849 \h </w:instrText>
+              <w:instrText xml:space="preserve"> PAGEREF _Toc208570428 \h </w:instrText>
             </w:r>
             <w:r>
               <w:rPr>
@@ -1597,7 +1597,7 @@
               <w:lang w:eastAsia="es-MX"/>
             </w:rPr>
           </w:pPr>
-          <w:hyperlink w:anchor="_Toc206604850" w:history="1">
+          <w:hyperlink w:anchor="_Toc208570429" w:history="1">
             <w:r>
               <w:rPr>
                 <w:rStyle w:val="Hipervnculo"/>
@@ -1624,7 +1624,7 @@
                 <w:noProof/>
                 <w:webHidden/>
               </w:rPr>
-              <w:instrText xml:space="preserve"> PAGEREF _Toc206604850 \h </w:instrText>
+              <w:instrText xml:space="preserve"> PAGEREF _Toc208570429 \h </w:instrText>
             </w:r>
             <w:r>
               <w:rPr>
@@ -1666,7 +1666,7 @@
               <w:lang w:eastAsia="es-MX"/>
             </w:rPr>
           </w:pPr>
-          <w:hyperlink w:anchor="_Toc206604851" w:history="1">
+          <w:hyperlink w:anchor="_Toc208570430" w:history="1">
             <w:r>
               <w:rPr>
                 <w:rStyle w:val="Hipervnculo"/>
@@ -1693,7 +1693,7 @@
                 <w:noProof/>
                 <w:webHidden/>
               </w:rPr>
-              <w:instrText xml:space="preserve"> PAGEREF _Toc206604851 \h </w:instrText>
+              <w:instrText xml:space="preserve"> PAGEREF _Toc208570430 \h </w:instrText>
             </w:r>
             <w:r>
               <w:rPr>
@@ -1735,7 +1735,7 @@
               <w:lang w:eastAsia="es-MX"/>
             </w:rPr>
           </w:pPr>
-          <w:hyperlink w:anchor="_Toc206604852" w:history="1">
+          <w:hyperlink w:anchor="_Toc208570431" w:history="1">
             <w:r>
               <w:rPr>
                 <w:rStyle w:val="Hipervnculo"/>
@@ -1762,7 +1762,7 @@
                 <w:noProof/>
                 <w:webHidden/>
               </w:rPr>
-              <w:instrText xml:space="preserve"> PAGEREF _Toc206604852 \h </w:instrText>
+              <w:instrText xml:space="preserve"> PAGEREF _Toc208570431 \h </w:instrText>
             </w:r>
             <w:r>
               <w:rPr>
@@ -1808,7 +1808,7 @@
               <w:lang w:eastAsia="es-MX"/>
             </w:rPr>
           </w:pPr>
-          <w:hyperlink w:anchor="_Toc206604853" w:history="1">
+          <w:hyperlink w:anchor="_Toc208570432" w:history="1">
             <w:r>
               <w:rPr>
                 <w:rStyle w:val="Hipervnculo"/>
@@ -1852,7 +1852,7 @@
                 <w:noProof/>
                 <w:webHidden/>
               </w:rPr>
-              <w:instrText xml:space="preserve"> PAGEREF _Toc206604853 \h </w:instrText>
+              <w:instrText xml:space="preserve"> PAGEREF _Toc208570432 \h </w:instrText>
             </w:r>
             <w:r>
               <w:rPr>
@@ -1894,7 +1894,7 @@
               <w:lang w:eastAsia="es-MX"/>
             </w:rPr>
           </w:pPr>
-          <w:hyperlink w:anchor="_Toc206604854" w:history="1">
+          <w:hyperlink w:anchor="_Toc208570433" w:history="1">
             <w:r>
               <w:rPr>
                 <w:rStyle w:val="Hipervnculo"/>
@@ -1921,7 +1921,7 @@
                 <w:noProof/>
                 <w:webHidden/>
               </w:rPr>
-              <w:instrText xml:space="preserve"> PAGEREF _Toc206604854 \h </w:instrText>
+              <w:instrText xml:space="preserve"> PAGEREF _Toc208570433 \h </w:instrText>
             </w:r>
             <w:r>
               <w:rPr>
@@ -1963,7 +1963,7 @@
               <w:lang w:eastAsia="es-MX"/>
             </w:rPr>
           </w:pPr>
-          <w:hyperlink w:anchor="_Toc206604855" w:history="1">
+          <w:hyperlink w:anchor="_Toc208570434" w:history="1">
             <w:r>
               <w:rPr>
                 <w:rStyle w:val="Hipervnculo"/>
@@ -1990,7 +1990,7 @@
                 <w:noProof/>
                 <w:webHidden/>
               </w:rPr>
-              <w:instrText xml:space="preserve"> PAGEREF _Toc206604855 \h </w:instrText>
+              <w:instrText xml:space="preserve"> PAGEREF _Toc208570434 \h </w:instrText>
             </w:r>
             <w:r>
               <w:rPr>
@@ -2032,7 +2032,7 @@
               <w:lang w:eastAsia="es-MX"/>
             </w:rPr>
           </w:pPr>
-          <w:hyperlink w:anchor="_Toc206604856" w:history="1">
+          <w:hyperlink w:anchor="_Toc208570435" w:history="1">
             <w:r>
               <w:rPr>
                 <w:rStyle w:val="Hipervnculo"/>
@@ -2059,7 +2059,7 @@
                 <w:noProof/>
                 <w:webHidden/>
               </w:rPr>
-              <w:instrText xml:space="preserve"> PAGEREF _Toc206604856 \h </w:instrText>
+              <w:instrText xml:space="preserve"> PAGEREF _Toc208570435 \h </w:instrText>
             </w:r>
             <w:r>
               <w:rPr>
@@ -2101,7 +2101,7 @@
               <w:lang w:eastAsia="es-MX"/>
             </w:rPr>
           </w:pPr>
-          <w:hyperlink w:anchor="_Toc206604857" w:history="1">
+          <w:hyperlink w:anchor="_Toc208570436" w:history="1">
             <w:r>
               <w:rPr>
                 <w:rStyle w:val="Hipervnculo"/>
@@ -2128,7 +2128,7 @@
                 <w:noProof/>
                 <w:webHidden/>
               </w:rPr>
-              <w:instrText xml:space="preserve"> PAGEREF _Toc206604857 \h </w:instrText>
+              <w:instrText xml:space="preserve"> PAGEREF _Toc208570436 \h </w:instrText>
             </w:r>
             <w:r>
               <w:rPr>
@@ -2174,7 +2174,7 @@
               <w:lang w:eastAsia="es-MX"/>
             </w:rPr>
           </w:pPr>
-          <w:hyperlink w:anchor="_Toc206604858" w:history="1">
+          <w:hyperlink w:anchor="_Toc208570437" w:history="1">
             <w:r>
               <w:rPr>
                 <w:rStyle w:val="Hipervnculo"/>
@@ -2218,7 +2218,7 @@
                 <w:noProof/>
                 <w:webHidden/>
               </w:rPr>
-              <w:instrText xml:space="preserve"> PAGEREF _Toc206604858 \h </w:instrText>
+              <w:instrText xml:space="preserve"> PAGEREF _Toc208570437 \h </w:instrText>
             </w:r>
             <w:r>
               <w:rPr>
@@ -2260,7 +2260,7 @@
               <w:lang w:eastAsia="es-MX"/>
             </w:rPr>
           </w:pPr>
-          <w:hyperlink w:anchor="_Toc206604859" w:history="1">
+          <w:hyperlink w:anchor="_Toc208570438" w:history="1">
             <w:r>
               <w:rPr>
                 <w:rStyle w:val="Hipervnculo"/>
@@ -2304,7 +2304,7 @@
                 <w:noProof/>
                 <w:webHidden/>
               </w:rPr>
-              <w:instrText xml:space="preserve"> PAGEREF _Toc206604859 \h </w:instrText>
+              <w:instrText xml:space="preserve"> PAGEREF _Toc208570438 \h </w:instrText>
             </w:r>
             <w:r>
               <w:rPr>
@@ -2346,7 +2346,7 @@
               <w:lang w:eastAsia="es-MX"/>
             </w:rPr>
           </w:pPr>
-          <w:hyperlink w:anchor="_Toc206604860" w:history="1">
+          <w:hyperlink w:anchor="_Toc208570439" w:history="1">
             <w:r>
               <w:rPr>
                 <w:rStyle w:val="Hipervnculo"/>
@@ -2390,7 +2390,7 @@
                 <w:noProof/>
                 <w:webHidden/>
               </w:rPr>
-              <w:instrText xml:space="preserve"> PAGEREF _Toc206604860 \h </w:instrText>
+              <w:instrText xml:space="preserve"> PAGEREF _Toc208570439 \h </w:instrText>
             </w:r>
             <w:r>
               <w:rPr>
@@ -2432,7 +2432,7 @@
               <w:lang w:eastAsia="es-MX"/>
             </w:rPr>
           </w:pPr>
-          <w:hyperlink w:anchor="_Toc206604861" w:history="1">
+          <w:hyperlink w:anchor="_Toc208570440" w:history="1">
             <w:r>
               <w:rPr>
                 <w:rStyle w:val="Hipervnculo"/>
@@ -2476,7 +2476,7 @@
                 <w:noProof/>
                 <w:webHidden/>
               </w:rPr>
-              <w:instrText xml:space="preserve"> PAGEREF _Toc206604861 \h </w:instrText>
+              <w:instrText xml:space="preserve"> PAGEREF _Toc208570440 \h </w:instrText>
             </w:r>
             <w:r>
               <w:rPr>
@@ -2522,7 +2522,7 @@
               <w:lang w:eastAsia="es-MX"/>
             </w:rPr>
           </w:pPr>
-          <w:hyperlink w:anchor="_Toc206604862" w:history="1">
+          <w:hyperlink w:anchor="_Toc208570441" w:history="1">
             <w:r>
               <w:rPr>
                 <w:rStyle w:val="Hipervnculo"/>
@@ -2566,7 +2566,7 @@
                 <w:noProof/>
                 <w:webHidden/>
               </w:rPr>
-              <w:instrText xml:space="preserve"> PAGEREF _Toc206604862 \h </w:instrText>
+              <w:instrText xml:space="preserve"> PAGEREF _Toc208570441 \h </w:instrText>
             </w:r>
             <w:r>
               <w:rPr>
@@ -2608,7 +2608,7 @@
               <w:lang w:eastAsia="es-MX"/>
             </w:rPr>
           </w:pPr>
-          <w:hyperlink w:anchor="_Toc206604863" w:history="1">
+          <w:hyperlink w:anchor="_Toc208570442" w:history="1">
             <w:r>
               <w:rPr>
                 <w:rStyle w:val="Hipervnculo"/>
@@ -2635,7 +2635,7 @@
                 <w:noProof/>
                 <w:webHidden/>
               </w:rPr>
-              <w:instrText xml:space="preserve"> PAGEREF _Toc206604863 \h </w:instrText>
+              <w:instrText xml:space="preserve"> PAGEREF _Toc208570442 \h </w:instrText>
             </w:r>
             <w:r>
               <w:rPr>
@@ -2677,7 +2677,7 @@
               <w:lang w:eastAsia="es-MX"/>
             </w:rPr>
           </w:pPr>
-          <w:hyperlink w:anchor="_Toc206604864" w:history="1">
+          <w:hyperlink w:anchor="_Toc208570443" w:history="1">
             <w:r>
               <w:rPr>
                 <w:rStyle w:val="Hipervnculo"/>
@@ -2704,7 +2704,7 @@
                 <w:noProof/>
                 <w:webHidden/>
               </w:rPr>
-              <w:instrText xml:space="preserve"> PAGEREF _Toc206604864 \h </w:instrText>
+              <w:instrText xml:space="preserve"> PAGEREF _Toc208570443 \h </w:instrText>
             </w:r>
             <w:r>
               <w:rPr>
@@ -2750,7 +2750,7 @@
               <w:lang w:eastAsia="es-MX"/>
             </w:rPr>
           </w:pPr>
-          <w:hyperlink w:anchor="_Toc206604865" w:history="1">
+          <w:hyperlink w:anchor="_Toc208570444" w:history="1">
             <w:r>
               <w:rPr>
                 <w:rStyle w:val="Hipervnculo"/>
@@ -2794,7 +2794,7 @@
                 <w:noProof/>
                 <w:webHidden/>
               </w:rPr>
-              <w:instrText xml:space="preserve"> PAGEREF _Toc206604865 \h </w:instrText>
+              <w:instrText xml:space="preserve"> PAGEREF _Toc208570444 \h </w:instrText>
             </w:r>
             <w:r>
               <w:rPr>
@@ -2836,7 +2836,7 @@
               <w:lang w:eastAsia="es-MX"/>
             </w:rPr>
           </w:pPr>
-          <w:hyperlink w:anchor="_Toc206604866" w:history="1">
+          <w:hyperlink w:anchor="_Toc208570445" w:history="1">
             <w:r>
               <w:rPr>
                 <w:rStyle w:val="Hipervnculo"/>
@@ -2863,7 +2863,7 @@
                 <w:noProof/>
                 <w:webHidden/>
               </w:rPr>
-              <w:instrText xml:space="preserve"> PAGEREF _Toc206604866 \h </w:instrText>
+              <w:instrText xml:space="preserve"> PAGEREF _Toc208570445 \h </w:instrText>
             </w:r>
             <w:r>
               <w:rPr>
@@ -2905,7 +2905,7 @@
               <w:lang w:eastAsia="es-MX"/>
             </w:rPr>
           </w:pPr>
-          <w:hyperlink w:anchor="_Toc206604867" w:history="1">
+          <w:hyperlink w:anchor="_Toc208570446" w:history="1">
             <w:r>
               <w:rPr>
                 <w:rStyle w:val="Hipervnculo"/>
@@ -2932,7 +2932,7 @@
                 <w:noProof/>
                 <w:webHidden/>
               </w:rPr>
-              <w:instrText xml:space="preserve"> PAGEREF _Toc206604867 \h </w:instrText>
+              <w:instrText xml:space="preserve"> PAGEREF _Toc208570446 \h </w:instrText>
             </w:r>
             <w:r>
               <w:rPr>
@@ -2977,7 +2977,7 @@
               <w:lang w:eastAsia="es-MX"/>
             </w:rPr>
           </w:pPr>
-          <w:hyperlink w:anchor="_Toc206604868" w:history="1">
+          <w:hyperlink w:anchor="_Toc208570447" w:history="1">
             <w:r>
               <w:rPr>
                 <w:rStyle w:val="Hipervnculo"/>
@@ -3004,7 +3004,7 @@
                 <w:noProof/>
                 <w:webHidden/>
               </w:rPr>
-              <w:instrText xml:space="preserve"> PAGEREF _Toc206604868 \h </w:instrText>
+              <w:instrText xml:space="preserve"> PAGEREF _Toc208570447 \h </w:instrText>
             </w:r>
             <w:r>
               <w:rPr>
@@ -3024,7 +3024,7 @@
                 <w:noProof/>
                 <w:webHidden/>
               </w:rPr>
-              <w:t>39</w:t>
+              <w:t>40</w:t>
             </w:r>
             <w:r>
               <w:rPr>
@@ -3049,7 +3049,7 @@
               <w:lang w:eastAsia="es-MX"/>
             </w:rPr>
           </w:pPr>
-          <w:hyperlink w:anchor="_Toc206604869" w:history="1">
+          <w:hyperlink w:anchor="_Toc208570448" w:history="1">
             <w:r>
               <w:rPr>
                 <w:rStyle w:val="Hipervnculo"/>
@@ -3076,7 +3076,7 @@
                 <w:noProof/>
                 <w:webHidden/>
               </w:rPr>
-              <w:instrText xml:space="preserve"> PAGEREF _Toc206604869 \h </w:instrText>
+              <w:instrText xml:space="preserve"> PAGEREF _Toc208570448 \h </w:instrText>
             </w:r>
             <w:r>
               <w:rPr>
@@ -3096,7 +3096,7 @@
                 <w:noProof/>
                 <w:webHidden/>
               </w:rPr>
-              <w:t>41</w:t>
+              <w:t>42</w:t>
             </w:r>
             <w:r>
               <w:rPr>
@@ -3121,7 +3121,7 @@
               <w:lang w:eastAsia="es-MX"/>
             </w:rPr>
           </w:pPr>
-          <w:hyperlink w:anchor="_Toc206604870" w:history="1">
+          <w:hyperlink w:anchor="_Toc208570449" w:history="1">
             <w:r>
               <w:rPr>
                 <w:rStyle w:val="Hipervnculo"/>
@@ -3148,7 +3148,7 @@
                 <w:noProof/>
                 <w:webHidden/>
               </w:rPr>
-              <w:instrText xml:space="preserve"> PAGEREF _Toc206604870 \h </w:instrText>
+              <w:instrText xml:space="preserve"> PAGEREF _Toc208570449 \h </w:instrText>
             </w:r>
             <w:r>
               <w:rPr>
@@ -3168,7 +3168,7 @@
                 <w:noProof/>
                 <w:webHidden/>
               </w:rPr>
-              <w:t>44</w:t>
+              <w:t>45</w:t>
             </w:r>
             <w:r>
               <w:rPr>
@@ -3193,7 +3193,7 @@
               <w:lang w:eastAsia="es-MX"/>
             </w:rPr>
           </w:pPr>
-          <w:hyperlink w:anchor="_Toc206604871" w:history="1">
+          <w:hyperlink w:anchor="_Toc208570450" w:history="1">
             <w:r>
               <w:rPr>
                 <w:rStyle w:val="Hipervnculo"/>
@@ -3220,7 +3220,7 @@
                 <w:noProof/>
                 <w:webHidden/>
               </w:rPr>
-              <w:instrText xml:space="preserve"> PAGEREF _Toc206604871 \h </w:instrText>
+              <w:instrText xml:space="preserve"> PAGEREF _Toc208570450 \h </w:instrText>
             </w:r>
             <w:r>
               <w:rPr>
@@ -3240,7 +3240,7 @@
                 <w:noProof/>
                 <w:webHidden/>
               </w:rPr>
-              <w:t>45</w:t>
+              <w:t>46</w:t>
             </w:r>
             <w:r>
               <w:rPr>
@@ -3265,7 +3265,7 @@
               <w:lang w:eastAsia="es-MX"/>
             </w:rPr>
           </w:pPr>
-          <w:hyperlink w:anchor="_Toc206604872" w:history="1">
+          <w:hyperlink w:anchor="_Toc208570451" w:history="1">
             <w:r>
               <w:rPr>
                 <w:rStyle w:val="Hipervnculo"/>
@@ -3292,7 +3292,7 @@
                 <w:noProof/>
                 <w:webHidden/>
               </w:rPr>
-              <w:instrText xml:space="preserve"> PAGEREF _Toc206604872 \h </w:instrText>
+              <w:instrText xml:space="preserve"> PAGEREF _Toc208570451 \h </w:instrText>
             </w:r>
             <w:r>
               <w:rPr>
@@ -3312,7 +3312,7 @@
                 <w:noProof/>
                 <w:webHidden/>
               </w:rPr>
-              <w:t>47</w:t>
+              <w:t>48</w:t>
             </w:r>
             <w:r>
               <w:rPr>
@@ -3349,7 +3349,7 @@
       <w:pPr>
         <w:pStyle w:val="Titulosgenerales"/>
       </w:pPr>
-      <w:bookmarkStart w:id="0" w:name="_Toc206604836"/>
+      <w:bookmarkStart w:id="0" w:name="_Toc208570415"/>
       <w:r>
         <w:lastRenderedPageBreak/>
         <w:t>Introducción</w:t>
@@ -3620,7 +3620,7 @@
       <w:pPr>
         <w:pStyle w:val="Ttulo1"/>
       </w:pPr>
-      <w:bookmarkStart w:id="1" w:name="_Toc206604837"/>
+      <w:bookmarkStart w:id="1" w:name="_Toc208570416"/>
       <w:r>
         <w:lastRenderedPageBreak/>
         <w:t>Movilidad inteligente</w:t>
@@ -3651,7 +3651,7 @@
           <w:rFonts w:eastAsia="Times New Roman"/>
         </w:rPr>
       </w:pPr>
-      <w:bookmarkStart w:id="2" w:name="_Toc206604838"/>
+      <w:bookmarkStart w:id="2" w:name="_Toc208570417"/>
       <w:r>
         <w:t>Concepto</w:t>
       </w:r>
@@ -3692,7 +3692,7 @@
           <w:numId w:val="7"/>
         </w:numPr>
       </w:pPr>
-      <w:bookmarkStart w:id="3" w:name="_Toc206604839"/>
+      <w:bookmarkStart w:id="3" w:name="_Toc208570418"/>
       <w:r>
         <w:t>Importancia</w:t>
       </w:r>
@@ -3726,7 +3726,7 @@
           <w:numId w:val="7"/>
         </w:numPr>
       </w:pPr>
-      <w:bookmarkStart w:id="4" w:name="_Toc206604840"/>
+      <w:bookmarkStart w:id="4" w:name="_Toc208570419"/>
       <w:r>
         <w:t>Tendencia</w:t>
       </w:r>
@@ -3967,7 +3967,7 @@
           <w:lang w:val="es-419"/>
         </w:rPr>
       </w:pPr>
-      <w:bookmarkStart w:id="5" w:name="_Toc206604841"/>
+      <w:bookmarkStart w:id="5" w:name="_Toc208570420"/>
       <w:r>
         <w:rPr>
           <w:rStyle w:val="Extranjerismo"/>
@@ -4008,7 +4008,7 @@
       <w:pPr>
         <w:pStyle w:val="Ttulo2"/>
       </w:pPr>
-      <w:bookmarkStart w:id="6" w:name="_Toc206604842"/>
+      <w:bookmarkStart w:id="6" w:name="_Toc208570421"/>
       <w:r>
         <w:t xml:space="preserve">2.1 </w:t>
       </w:r>
@@ -4132,7 +4132,7 @@
       <w:pPr>
         <w:pStyle w:val="Ttulo2"/>
       </w:pPr>
-      <w:bookmarkStart w:id="7" w:name="_Toc206604843"/>
+      <w:bookmarkStart w:id="7" w:name="_Toc208570422"/>
       <w:r>
         <w:t>2.2 Importancia</w:t>
       </w:r>
@@ -4278,7 +4278,7 @@
       <w:pPr>
         <w:pStyle w:val="Ttulo2"/>
       </w:pPr>
-      <w:bookmarkStart w:id="8" w:name="_Toc206604844"/>
+      <w:bookmarkStart w:id="8" w:name="_Toc208570423"/>
       <w:r>
         <w:t>2.3 Tendencia</w:t>
       </w:r>
@@ -4494,7 +4494,7 @@
       <w:pPr>
         <w:pStyle w:val="Ttulo1"/>
       </w:pPr>
-      <w:bookmarkStart w:id="9" w:name="_Toc206604845"/>
+      <w:bookmarkStart w:id="9" w:name="_Toc208570424"/>
       <w:r>
         <w:t>Monitoreo vial</w:t>
       </w:r>
@@ -4517,7 +4517,7 @@
       <w:pPr>
         <w:pStyle w:val="Ttulo2"/>
       </w:pPr>
-      <w:bookmarkStart w:id="10" w:name="_Toc206604846"/>
+      <w:bookmarkStart w:id="10" w:name="_Toc208570425"/>
       <w:r>
         <w:t>3.1 Concepto</w:t>
       </w:r>
@@ -4581,7 +4581,7 @@
       <w:pPr>
         <w:pStyle w:val="Ttulo2"/>
       </w:pPr>
-      <w:bookmarkStart w:id="11" w:name="_Toc206604847"/>
+      <w:bookmarkStart w:id="11" w:name="_Toc208570426"/>
       <w:r>
         <w:lastRenderedPageBreak/>
         <w:t>3.2 Sistemas de monitoreo vial</w:t>
@@ -4611,7 +4611,20 @@
         <w:rPr>
           <w:lang w:val="es-419" w:eastAsia="es-CO"/>
         </w:rPr>
-        <w:t xml:space="preserve"> drones y semáforos inteligentes con plataformas de software que permiten la toma de decisiones automatizadas o asistidas desde centros de control, apoyándose en técnicas de análisis predictivo, inteligencia artificial y gestión de datos masivos.</w:t>
+        <w:t xml:space="preserve"> drones y semáforos inteligentes con plataformas de </w:t>
+      </w:r>
+      <w:r>
+        <w:rPr>
+          <w:rStyle w:val="Extranjerismo"/>
+          <w:lang w:val="es-CO"/>
+        </w:rPr>
+        <w:t>software</w:t>
+      </w:r>
+      <w:r>
+        <w:rPr>
+          <w:lang w:val="es-419" w:eastAsia="es-CO"/>
+        </w:rPr>
+        <w:t xml:space="preserve"> que permiten la toma de decisiones automatizadas o asistidas desde centros de control, apoyándose en técnicas de análisis predictivo, inteligencia artificial y gestión de datos masivos.</w:t>
       </w:r>
     </w:p>
     <w:p>
@@ -4786,7 +4799,7 @@
       <w:pPr>
         <w:pStyle w:val="Ttulo2"/>
       </w:pPr>
-      <w:bookmarkStart w:id="12" w:name="_Toc206604848"/>
+      <w:bookmarkStart w:id="12" w:name="_Toc208570427"/>
       <w:r>
         <w:t>3.3 Tipos de monitoreo vial</w:t>
       </w:r>
@@ -5115,7 +5128,7 @@
       <w:pPr>
         <w:pStyle w:val="Ttulo2"/>
       </w:pPr>
-      <w:bookmarkStart w:id="13" w:name="_Toc206604849"/>
+      <w:bookmarkStart w:id="13" w:name="_Toc208570428"/>
       <w:r>
         <w:t>3.4 Políticas de monitoreo vial</w:t>
       </w:r>
@@ -5210,7 +5223,19 @@
         <w:rPr>
           <w:lang w:val="es-419" w:eastAsia="es-CO"/>
         </w:rPr>
-        <w:t>(Sistemas Inteligentes de Transporte) para lograr una gestión dinámica y eficiente del tránsito urbano e interurbano. Ejemplos: Sincronización semafórica, carriles reversibles, control de accesos en zonas de alta congestión.</w:t>
+        <w:t xml:space="preserve">(Sistemas Inteligentes de Transporte) para lograr una gestión dinámica y eficiente del tránsito urbano e interurbano. Ejemplos: </w:t>
+      </w:r>
+      <w:r>
+        <w:rPr>
+          <w:lang w:val="es-419" w:eastAsia="es-CO"/>
+        </w:rPr>
+        <w:t>s</w:t>
+      </w:r>
+      <w:r>
+        <w:rPr>
+          <w:lang w:val="es-419" w:eastAsia="es-CO"/>
+        </w:rPr>
+        <w:t>incronización semafórica, carriles reversibles, control de accesos en zonas de alta congestión.</w:t>
       </w:r>
       <w:r>
         <w:rPr>
@@ -5349,7 +5374,7 @@
       <w:pPr>
         <w:pStyle w:val="Ttulo2"/>
       </w:pPr>
-      <w:bookmarkStart w:id="14" w:name="_Toc206604850"/>
+      <w:bookmarkStart w:id="14" w:name="_Toc208570429"/>
       <w:r>
         <w:t>3.5 Criterios de medición de monitoreo vial</w:t>
       </w:r>
@@ -5933,7 +5958,7 @@
       <w:pPr>
         <w:pStyle w:val="Ttulo2"/>
       </w:pPr>
-      <w:bookmarkStart w:id="15" w:name="_Toc206604851"/>
+      <w:bookmarkStart w:id="15" w:name="_Toc208570430"/>
       <w:r>
         <w:t>3.6 Métodos de monitoreo vial</w:t>
       </w:r>
@@ -6004,7 +6029,19 @@
         <w:rPr>
           <w:lang w:val="es-419" w:eastAsia="es-CO"/>
         </w:rPr>
-        <w:t>onsiste en la observación presencial y visual del comportamiento vehicular, realizada por personal técnico o mediante dispositivos instalados en el terreno. Aplicación: Inspecciones de tránsito, manual de vigilancia, operativos de control vial.</w:t>
+        <w:t xml:space="preserve">onsiste en la observación presencial y visual del comportamiento vehicular, realizada por personal técnico o mediante dispositivos instalados en el terreno. Aplicación: </w:t>
+      </w:r>
+      <w:r>
+        <w:rPr>
+          <w:lang w:val="es-419" w:eastAsia="es-CO"/>
+        </w:rPr>
+        <w:t>i</w:t>
+      </w:r>
+      <w:r>
+        <w:rPr>
+          <w:lang w:val="es-419" w:eastAsia="es-CO"/>
+        </w:rPr>
+        <w:t>nspecciones de tránsito, manual de vigilancia, operativos de control vial.</w:t>
       </w:r>
     </w:p>
     <w:p>
@@ -6043,7 +6080,19 @@
           <w:lang w:val="es-419" w:eastAsia="es-CO"/>
         </w:rPr>
         <w:lastRenderedPageBreak/>
-        <w:t>Aplicación: Conteo vehicular, medición de velocidad, monitoreo de condiciones ambientales.</w:t>
+        <w:t xml:space="preserve">Aplicación: </w:t>
+      </w:r>
+      <w:r>
+        <w:rPr>
+          <w:lang w:val="es-419" w:eastAsia="es-CO"/>
+        </w:rPr>
+        <w:t>c</w:t>
+      </w:r>
+      <w:r>
+        <w:rPr>
+          <w:lang w:val="es-419" w:eastAsia="es-CO"/>
+        </w:rPr>
+        <w:t>onteo vehicular, medición de velocidad, monitoreo de condiciones ambientales.</w:t>
       </w:r>
     </w:p>
     <w:p>
@@ -6075,7 +6124,19 @@
         <w:rPr>
           <w:lang w:val="es-419" w:eastAsia="es-CO"/>
         </w:rPr>
-        <w:t xml:space="preserve">mplea tecnologías inalámbricas o satelitales para monitorear el estado del tránsito y la infraestructura a distancia, en tiempo real. Aplicación: Sistemas </w:t>
+        <w:t xml:space="preserve">mplea tecnologías inalámbricas o satelitales para monitorear el estado del tránsito y la infraestructura a distancia, en tiempo real. Aplicación: </w:t>
+      </w:r>
+      <w:r>
+        <w:rPr>
+          <w:lang w:val="es-419" w:eastAsia="es-CO"/>
+        </w:rPr>
+        <w:t>s</w:t>
+      </w:r>
+      <w:r>
+        <w:rPr>
+          <w:lang w:val="es-419" w:eastAsia="es-CO"/>
+        </w:rPr>
+        <w:t xml:space="preserve">istemas </w:t>
       </w:r>
       <w:r>
         <w:rPr>
@@ -6133,14 +6194,26 @@
         <w:rPr>
           <w:lang w:val="es-419" w:eastAsia="es-CO"/>
         </w:rPr>
-        <w:t>e basa en el análisis de datos históricos y el uso de modelos estadísticos o algoritmos para anticipar patrones de comportamiento vial. Aplicación: Sistemas de alerta temprana, planificación proactiva de rutas, análisis de riesgo vial.</w:t>
+        <w:t xml:space="preserve">e basa en el análisis de datos históricos y el uso de modelos estadísticos o algoritmos para anticipar patrones de comportamiento vial. Aplicación: </w:t>
+      </w:r>
+      <w:r>
+        <w:rPr>
+          <w:lang w:val="es-419" w:eastAsia="es-CO"/>
+        </w:rPr>
+        <w:t>s</w:t>
+      </w:r>
+      <w:r>
+        <w:rPr>
+          <w:lang w:val="es-419" w:eastAsia="es-CO"/>
+        </w:rPr>
+        <w:t>istemas de alerta temprana, planificación proactiva de rutas, análisis de riesgo vial.</w:t>
       </w:r>
     </w:p>
     <w:p>
       <w:pPr>
         <w:pStyle w:val="Ttulo2"/>
       </w:pPr>
-      <w:bookmarkStart w:id="16" w:name="_Toc206604852"/>
+      <w:bookmarkStart w:id="16" w:name="_Toc208570431"/>
       <w:r>
         <w:t>3.7 Herramientas de monitoreo vial</w:t>
       </w:r>
@@ -6543,7 +6616,7 @@
       <w:pPr>
         <w:pStyle w:val="Ttulo1"/>
       </w:pPr>
-      <w:bookmarkStart w:id="17" w:name="_Toc206604853"/>
+      <w:bookmarkStart w:id="17" w:name="_Toc208570432"/>
       <w:r>
         <w:lastRenderedPageBreak/>
         <w:t>Plan de monitoreo vial</w:t>
@@ -6567,7 +6640,7 @@
       <w:pPr>
         <w:pStyle w:val="Ttulo2"/>
       </w:pPr>
-      <w:bookmarkStart w:id="18" w:name="_Toc206604854"/>
+      <w:bookmarkStart w:id="18" w:name="_Toc208570433"/>
       <w:r>
         <w:t>4.1 Concepto</w:t>
       </w:r>
@@ -6590,7 +6663,7 @@
       <w:pPr>
         <w:pStyle w:val="Ttulo2"/>
       </w:pPr>
-      <w:bookmarkStart w:id="19" w:name="_Toc206604855"/>
+      <w:bookmarkStart w:id="19" w:name="_Toc208570434"/>
       <w:r>
         <w:t>4.2 Tipos</w:t>
       </w:r>
@@ -6951,7 +7024,7 @@
       <w:pPr>
         <w:pStyle w:val="Ttulo2"/>
       </w:pPr>
-      <w:bookmarkStart w:id="20" w:name="_Toc206604856"/>
+      <w:bookmarkStart w:id="20" w:name="_Toc208570435"/>
       <w:r>
         <w:t>4.3 Elementos</w:t>
       </w:r>
@@ -7141,7 +7214,19 @@
         <w:rPr>
           <w:lang w:val="es-419" w:eastAsia="es-CO"/>
         </w:rPr>
-        <w:t>detallar los sistemas de software (</w:t>
+        <w:t xml:space="preserve">detallar los sistemas de </w:t>
+      </w:r>
+      <w:r>
+        <w:rPr>
+          <w:rStyle w:val="Extranjerismo"/>
+        </w:rPr>
+        <w:t>software</w:t>
+      </w:r>
+      <w:r>
+        <w:rPr>
+          <w:lang w:val="es-419" w:eastAsia="es-CO"/>
+        </w:rPr>
+        <w:t xml:space="preserve"> (</w:t>
       </w:r>
       <w:r>
         <w:rPr>
@@ -7319,7 +7404,7 @@
       <w:pPr>
         <w:pStyle w:val="Ttulo2"/>
       </w:pPr>
-      <w:bookmarkStart w:id="21" w:name="_Toc206604857"/>
+      <w:bookmarkStart w:id="21" w:name="_Toc208570436"/>
       <w:r>
         <w:t>4.4 Procedimiento de elaboración de un plan de monitoreo vial</w:t>
       </w:r>
@@ -7498,15 +7583,14 @@
       <w:r>
         <w:rPr>
           <w:rStyle w:val="Extranjerismo"/>
-          <w:lang w:val="es-419" w:eastAsia="es-CO"/>
-        </w:rPr>
-        <w:t>software</w:t>
-      </w:r>
-      <w:r>
-        <w:rPr>
-          <w:lang w:val="es-419" w:eastAsia="es-CO"/>
-        </w:rPr>
-        <w:t xml:space="preserve"> (plataformas de telemetría, </w:t>
+        </w:rPr>
+        <w:t xml:space="preserve">software </w:t>
+      </w:r>
+      <w:r>
+        <w:rPr>
+          <w:lang w:val="es-419" w:eastAsia="es-CO"/>
+        </w:rPr>
+        <w:t xml:space="preserve">(plataformas de telemetría, </w:t>
       </w:r>
       <w:r>
         <w:rPr>
@@ -7824,7 +7908,7 @@
       <w:pPr>
         <w:pStyle w:val="Ttulo1"/>
       </w:pPr>
-      <w:bookmarkStart w:id="22" w:name="_Toc206604858"/>
+      <w:bookmarkStart w:id="22" w:name="_Toc208570437"/>
       <w:r>
         <w:lastRenderedPageBreak/>
         <w:t>Dispositivos de seguimiento</w:t>
@@ -7855,7 +7939,7 @@
           <w:numId w:val="178"/>
         </w:numPr>
       </w:pPr>
-      <w:bookmarkStart w:id="23" w:name="_Toc206604859"/>
+      <w:bookmarkStart w:id="23" w:name="_Toc208570438"/>
       <w:r>
         <w:t>Ti</w:t>
       </w:r>
@@ -8121,17 +8205,24 @@
     <w:p>
       <w:pPr>
         <w:rPr>
+          <w:lang w:val="es-419" w:eastAsia="es-CO"/>
+        </w:rPr>
+      </w:pPr>
+      <w:r>
+        <w:rPr>
+          <w:lang w:val="es-419" w:eastAsia="es-CO"/>
+        </w:rPr>
+        <w:t>Ventajas: vista panorámica, despliegue ágil, acceso a zonas difíciles.</w:t>
+      </w:r>
+    </w:p>
+    <w:p>
+      <w:pPr>
+        <w:rPr>
           <w:b/>
           <w:bCs/>
           <w:lang w:val="es-419" w:eastAsia="es-CO"/>
         </w:rPr>
       </w:pPr>
-      <w:r>
-        <w:rPr>
-          <w:lang w:val="es-419" w:eastAsia="es-CO"/>
-        </w:rPr>
-        <w:t>Ventajas: vista panorámica, despliegue ágil, acceso a zonas difíciles.</w:t>
-      </w:r>
     </w:p>
     <w:p>
       <w:pPr>
@@ -8152,6 +8243,7 @@
           <w:bCs/>
           <w:lang w:val="es-419" w:eastAsia="es-CO"/>
         </w:rPr>
+        <w:lastRenderedPageBreak/>
         <w:t>E</w:t>
       </w:r>
       <w:r>
@@ -8177,7 +8269,6 @@
         <w:rPr>
           <w:lang w:val="es-419" w:eastAsia="es-CO"/>
         </w:rPr>
-        <w:lastRenderedPageBreak/>
         <w:t>Ventajas: integración con sistemas de gestión de riesgos viales.</w:t>
       </w:r>
     </w:p>
@@ -8589,6 +8680,7 @@
         <w:rPr>
           <w:lang w:val="es-419" w:eastAsia="es-CO"/>
         </w:rPr>
+        <w:lastRenderedPageBreak/>
         <w:t>Aplicaciones: control de acceso en peajes, zonas restringidas, estaciones de pesaje y seguimiento logístico.</w:t>
       </w:r>
     </w:p>
@@ -8611,7 +8703,6 @@
           <w:bCs/>
           <w:lang w:val="es-419" w:eastAsia="es-CO"/>
         </w:rPr>
-        <w:lastRenderedPageBreak/>
         <w:t>Drones (vehículos aéreos no tripulados)</w:t>
       </w:r>
       <w:r>
@@ -8857,7 +8948,7 @@
           <w:numId w:val="178"/>
         </w:numPr>
       </w:pPr>
-      <w:bookmarkStart w:id="24" w:name="_Toc206604860"/>
+      <w:bookmarkStart w:id="24" w:name="_Toc208570439"/>
       <w:r>
         <w:lastRenderedPageBreak/>
         <w:t>Modelo de dispositivos de seguimiento</w:t>
@@ -9258,6 +9349,7 @@
       <w:r>
         <w:rPr>
           <w:rStyle w:val="Extranjerismo"/>
+          <w:lang w:val="es-CO"/>
         </w:rPr>
         <w:t xml:space="preserve">chips </w:t>
       </w:r>
@@ -9557,7 +9649,7 @@
           <w:numId w:val="178"/>
         </w:numPr>
       </w:pPr>
-      <w:bookmarkStart w:id="25" w:name="_Toc206604861"/>
+      <w:bookmarkStart w:id="25" w:name="_Toc208570440"/>
       <w:r>
         <w:t>Automatización de dispositivo de seguimiento</w:t>
       </w:r>
@@ -9961,7 +10053,7 @@
       <w:pPr>
         <w:pStyle w:val="Ttulo1"/>
       </w:pPr>
-      <w:bookmarkStart w:id="26" w:name="_Toc206604862"/>
+      <w:bookmarkStart w:id="26" w:name="_Toc208570441"/>
       <w:r>
         <w:lastRenderedPageBreak/>
         <w:t>Procedimiento</w:t>
@@ -9985,7 +10077,7 @@
       <w:pPr>
         <w:pStyle w:val="Ttulo2"/>
       </w:pPr>
-      <w:bookmarkStart w:id="27" w:name="_Toc206604863"/>
+      <w:bookmarkStart w:id="27" w:name="_Toc208570442"/>
       <w:r>
         <w:t>6.1 Proceso continuo</w:t>
       </w:r>
@@ -10135,7 +10227,7 @@
       <w:pPr>
         <w:pStyle w:val="Ttulo2"/>
       </w:pPr>
-      <w:bookmarkStart w:id="28" w:name="_Toc206604864"/>
+      <w:bookmarkStart w:id="28" w:name="_Toc208570443"/>
       <w:r>
         <w:lastRenderedPageBreak/>
         <w:t>6.2 Proceso sistemático</w:t>
@@ -10325,7 +10417,7 @@
       <w:pPr>
         <w:pStyle w:val="Ttulo1"/>
       </w:pPr>
-      <w:bookmarkStart w:id="29" w:name="_Toc206604865"/>
+      <w:bookmarkStart w:id="29" w:name="_Toc208570444"/>
       <w:r>
         <w:lastRenderedPageBreak/>
         <w:t>Informe de seguimiento</w:t>
@@ -10334,9 +10426,22 @@
     </w:p>
     <w:p>
       <w:pPr>
+        <w:rPr>
+          <w:lang w:val="es-419" w:eastAsia="es-CO"/>
+        </w:rPr>
+      </w:pPr>
+      <w:r>
+        <w:rPr>
+          <w:lang w:val="es-419" w:eastAsia="es-CO"/>
+        </w:rPr>
+        <w:t>El informe de seguimiento de monitoreo vial constituye un documento clave para evaluar la efectividad de las acciones implementadas en materia de movilidad y seguridad vial. A través del seguimiento periódico, se recopila información de manera organizada sobre el comportamiento del tránsito, la infraestructura y las condiciones de las vías. Dichos registros permiten analizar los resultados de la ejecución, identificando avances, limitaciones y áreas de mejora, lo que facilita la toma de decisiones informadas y la implementación de estrategias correctivas que fortalezcan la gestión vial.</w:t>
+      </w:r>
+    </w:p>
+    <w:p>
+      <w:pPr>
         <w:pStyle w:val="Ttulo2"/>
       </w:pPr>
-      <w:bookmarkStart w:id="30" w:name="_Toc206604866"/>
+      <w:bookmarkStart w:id="30" w:name="_Toc208570445"/>
       <w:r>
         <w:t>7.1 Seguimiento periódico</w:t>
       </w:r>
@@ -10404,7 +10509,14 @@
         <w:rPr>
           <w:lang w:val="es-419" w:eastAsia="es-CO"/>
         </w:rPr>
-        <w:t xml:space="preserve"> un monitoreo constante y la generación frecuente de informes permiten identificar rápidamente cualquier anomalía o desviación respecto a los objetivos planificados, antes de que se conviertan en problemas graves que afecten la eficiencia, la seguridad o la rentabilidad.</w:t>
+        <w:t xml:space="preserve"> un monitoreo constante y la generación frecuente de informes permiten identificar rápidamente </w:t>
+      </w:r>
+      <w:r>
+        <w:rPr>
+          <w:lang w:val="es-419" w:eastAsia="es-CO"/>
+        </w:rPr>
+        <w:lastRenderedPageBreak/>
+        <w:t>cualquier anomalía o desviación respecto a los objetivos planificados, antes de que se conviertan en problemas graves que afecten la eficiencia, la seguridad o la rentabilidad.</w:t>
       </w:r>
     </w:p>
     <w:p>
@@ -10456,14 +10568,7 @@
         <w:rPr>
           <w:lang w:val="es-419" w:eastAsia="es-CO"/>
         </w:rPr>
-        <w:t xml:space="preserve"> facilita la adaptación de las rutas, frecuencias, asignaciones de recursos o estrategias de mantenimiento en </w:t>
-      </w:r>
-      <w:r>
-        <w:rPr>
-          <w:lang w:val="es-419" w:eastAsia="es-CO"/>
-        </w:rPr>
-        <w:lastRenderedPageBreak/>
-        <w:t>respuesta a cambios en las condiciones del mercado, el tráfico, el clima o las demandas del cliente.</w:t>
+        <w:t xml:space="preserve"> facilita la adaptación de las rutas, frecuencias, asignaciones de recursos o estrategias de mantenimiento en respuesta a cambios en las condiciones del mercado, el tráfico, el clima o las demandas del cliente.</w:t>
       </w:r>
     </w:p>
     <w:p>
@@ -10535,7 +10640,7 @@
       <w:pPr>
         <w:pStyle w:val="Ttulo2"/>
       </w:pPr>
-      <w:bookmarkStart w:id="31" w:name="_Toc206604867"/>
+      <w:bookmarkStart w:id="31" w:name="_Toc208570446"/>
       <w:r>
         <w:t>7.2 Resultados de la ejecución</w:t>
       </w:r>
@@ -10575,6 +10680,7 @@
           <w:bCs/>
           <w:lang w:val="es-419" w:eastAsia="es-CO"/>
         </w:rPr>
+        <w:lastRenderedPageBreak/>
         <w:t xml:space="preserve">Porcentaje de viajes completados a tiempo: </w:t>
       </w:r>
       <w:r>
@@ -10679,7 +10785,6 @@
           <w:bCs/>
           <w:lang w:val="es-419" w:eastAsia="es-CO"/>
         </w:rPr>
-        <w:lastRenderedPageBreak/>
         <w:t>Kilometraje promedio:</w:t>
       </w:r>
       <w:r>
@@ -10860,6 +10965,7 @@
           <w:bCs/>
           <w:lang w:val="es-419" w:eastAsia="es-CO"/>
         </w:rPr>
+        <w:lastRenderedPageBreak/>
         <w:t>Tiempos de descanso y cumplimiento de normativas:</w:t>
       </w:r>
       <w:r>
@@ -10980,7 +11086,6 @@
           <w:bCs/>
           <w:lang w:val="es-419" w:eastAsia="es-CO"/>
         </w:rPr>
-        <w:lastRenderedPageBreak/>
         <w:t>Detección de colisiones o accidentes:</w:t>
       </w:r>
       <w:r>
@@ -11164,6 +11269,7 @@
           <w:noProof/>
           <w:lang w:val="es-419" w:eastAsia="es-CO"/>
         </w:rPr>
+        <w:lastRenderedPageBreak/>
         <w:drawing>
           <wp:inline distT="0" distB="0" distL="0" distR="0" wp14:anchorId="6B61DEBF" wp14:editId="75A7842A">
             <wp:extent cx="5543791" cy="1869056"/>
@@ -11230,14 +11336,7 @@
         <w:rPr>
           <w:lang w:val="es-419" w:eastAsia="es-CO"/>
         </w:rPr>
-        <w:t xml:space="preserve">Indicadores clave del monitoreo incluyen: porcentaje de viajes a tiempo, análisis de desvíos, eficiencia de rutas, relación entre operación e inactividad, kilometraje </w:t>
-      </w:r>
-      <w:r>
-        <w:rPr>
-          <w:lang w:val="es-419" w:eastAsia="es-CO"/>
-        </w:rPr>
-        <w:lastRenderedPageBreak/>
-        <w:t>promedio y nivel de ocupación o carga, permitiendo evaluar el rendimiento logístico del transporte terrestre.</w:t>
+        <w:t>Indicadores clave del monitoreo incluyen: porcentaje de viajes a tiempo, análisis de desvíos, eficiencia de rutas, relación entre operación e inactividad, kilometraje promedio y nivel de ocupación o carga, permitiendo evaluar el rendimiento logístico del transporte terrestre.</w:t>
       </w:r>
     </w:p>
     <w:p>
@@ -11333,6 +11432,7 @@
         <w:rPr>
           <w:lang w:val="es-419" w:eastAsia="es-CO"/>
         </w:rPr>
+        <w:lastRenderedPageBreak/>
         <w:t>El monitoreo permite reducir consumo de combustible, minimizar ralentí excesivo, optimizar el mantenimiento, disminuir primas de seguro y prevenir robos o usos no autorizados, generando ahorros operativos y mejorando la eficiencia y seguridad del transporte terrestre.</w:t>
       </w:r>
     </w:p>
@@ -11377,7 +11477,7 @@
       <w:pPr>
         <w:pStyle w:val="Titulosgenerales"/>
       </w:pPr>
-      <w:bookmarkStart w:id="32" w:name="_Toc206604868"/>
+      <w:bookmarkStart w:id="32" w:name="_Toc208570447"/>
       <w:r>
         <w:lastRenderedPageBreak/>
         <w:t>Síntesis</w:t>
@@ -11498,7 +11598,7 @@
       <w:pPr>
         <w:pStyle w:val="Titulosgenerales"/>
       </w:pPr>
-      <w:bookmarkStart w:id="33" w:name="_Toc206604869"/>
+      <w:bookmarkStart w:id="33" w:name="_Toc208570448"/>
       <w:r>
         <w:lastRenderedPageBreak/>
         <w:t>Glosario</w:t>
@@ -12463,7 +12563,7 @@
       <w:pPr>
         <w:pStyle w:val="Titulosgenerales"/>
       </w:pPr>
-      <w:bookmarkStart w:id="34" w:name="_Toc206604870"/>
+      <w:bookmarkStart w:id="34" w:name="_Toc208570449"/>
       <w:r>
         <w:lastRenderedPageBreak/>
         <w:t>Material complementario</w:t>
@@ -12947,7 +13047,7 @@
       <w:pPr>
         <w:pStyle w:val="Titulosgenerales"/>
       </w:pPr>
-      <w:bookmarkStart w:id="35" w:name="_Toc206604871"/>
+      <w:bookmarkStart w:id="35" w:name="_Toc208570450"/>
       <w:r>
         <w:lastRenderedPageBreak/>
         <w:t>Referencias bibliográficas</w:t>
@@ -13199,7 +13299,7 @@
       <w:pPr>
         <w:pStyle w:val="Titulosgenerales"/>
       </w:pPr>
-      <w:bookmarkStart w:id="36" w:name="_Toc206604872"/>
+      <w:bookmarkStart w:id="36" w:name="_Toc208570451"/>
       <w:r>
         <w:lastRenderedPageBreak/>
         <w:t>C</w:t>
@@ -36510,8 +36610,8 @@
 <file path=customXml/item1.xml><?xml version="1.0" encoding="utf-8"?>
 <p:properties xmlns:p="http://schemas.microsoft.com/office/2006/metadata/properties" xmlns:xsi="http://www.w3.org/2001/XMLSchema-instance" xmlns:pc="http://schemas.microsoft.com/office/infopath/2007/PartnerControls">
   <documentManagement>
-    <TaxCatchAll xmlns="cb45339b-ced9-4d0d-8f64-77573914d53b" xsi:nil="true"/>
-    <lcf76f155ced4ddcb4097134ff3c332f xmlns="43a3ca16-9c26-4813-b83f-4aec9927b43f">
+    <TaxCatchAll xmlns="adccf511-daff-4bcb-9072-914cedbf4c7e" xsi:nil="true"/>
+    <lcf76f155ced4ddcb4097134ff3c332f xmlns="a70d3c18-0869-45a1-9f75-4b4b8f0f32be">
       <Terms xmlns="http://schemas.microsoft.com/office/infopath/2007/PartnerControls"/>
     </lcf76f155ced4ddcb4097134ff3c332f>
   </documentManagement>
@@ -36519,39 +36619,30 @@
 </file>
 
 <file path=customXml/item2.xml><?xml version="1.0" encoding="utf-8"?>
-<?mso-contentType ?>
-<FormTemplates xmlns="http://schemas.microsoft.com/sharepoint/v3/contenttype/forms">
-  <Display>DocumentLibraryForm</Display>
-  <Edit>DocumentLibraryForm</Edit>
-  <New>DocumentLibraryForm</New>
-</FormTemplates>
+<b:Sources xmlns:b="http://schemas.openxmlformats.org/officeDocument/2006/bibliography" xmlns="http://schemas.openxmlformats.org/officeDocument/2006/bibliography" SelectedStyle="\APASixthEditionOfficeOnline.xsl" StyleName="APA" Version="6"/>
 </file>
 
 <file path=customXml/item3.xml><?xml version="1.0" encoding="utf-8"?>
-<ct:contentTypeSchema xmlns:ct="http://schemas.microsoft.com/office/2006/metadata/contentType" xmlns:ma="http://schemas.microsoft.com/office/2006/metadata/properties/metaAttributes" ct:_="" ma:_="" ma:contentTypeName="Documento" ma:contentTypeID="0x01010049282E1EDBE9234EA9E6D38F720E265F" ma:contentTypeVersion="15" ma:contentTypeDescription="Crear nuevo documento." ma:contentTypeScope="" ma:versionID="b31c7aa9eaf043a08b87120b3c4916e3">
-  <xsd:schema xmlns:xsd="http://www.w3.org/2001/XMLSchema" xmlns:xs="http://www.w3.org/2001/XMLSchema" xmlns:p="http://schemas.microsoft.com/office/2006/metadata/properties" xmlns:ns2="cb45339b-ced9-4d0d-8f64-77573914d53b" xmlns:ns3="43a3ca16-9c26-4813-b83f-4aec9927b43f" targetNamespace="http://schemas.microsoft.com/office/2006/metadata/properties" ma:root="true" ma:fieldsID="3533d065b04d75c457075bc55f1f5315" ns2:_="" ns3:_="">
-    <xsd:import namespace="cb45339b-ced9-4d0d-8f64-77573914d53b"/>
-    <xsd:import namespace="43a3ca16-9c26-4813-b83f-4aec9927b43f"/>
+<ct:contentTypeSchema xmlns:ct="http://schemas.microsoft.com/office/2006/metadata/contentType" xmlns:ma="http://schemas.microsoft.com/office/2006/metadata/properties/metaAttributes" ct:_="" ma:_="" ma:contentTypeName="Documento" ma:contentTypeID="0x010100FC2B1768DD5A774EB396CCAB0DE361C1" ma:contentTypeVersion="11" ma:contentTypeDescription="Crear nuevo documento." ma:contentTypeScope="" ma:versionID="e4c9e5a511fbaffd8485e537f9595e10">
+  <xsd:schema xmlns:xsd="http://www.w3.org/2001/XMLSchema" xmlns:xs="http://www.w3.org/2001/XMLSchema" xmlns:p="http://schemas.microsoft.com/office/2006/metadata/properties" xmlns:ns2="a70d3c18-0869-45a1-9f75-4b4b8f0f32be" xmlns:ns3="adccf511-daff-4bcb-9072-914cedbf4c7e" targetNamespace="http://schemas.microsoft.com/office/2006/metadata/properties" ma:root="true" ma:fieldsID="bbeeb7fdd5dcda06cd18867ba2c601ed" ns2:_="" ns3:_="">
+    <xsd:import namespace="a70d3c18-0869-45a1-9f75-4b4b8f0f32be"/>
+    <xsd:import namespace="adccf511-daff-4bcb-9072-914cedbf4c7e"/>
     <xsd:element name="properties">
       <xsd:complexType>
         <xsd:sequence>
           <xsd:element name="documentManagement">
             <xsd:complexType>
               <xsd:all>
-                <xsd:element ref="ns2:SharedWithUsers" minOccurs="0"/>
-                <xsd:element ref="ns2:SharedWithDetails" minOccurs="0"/>
-                <xsd:element ref="ns3:MediaServiceMetadata" minOccurs="0"/>
-                <xsd:element ref="ns3:MediaServiceFastMetadata" minOccurs="0"/>
-                <xsd:element ref="ns3:MediaServiceDateTaken" minOccurs="0"/>
-                <xsd:element ref="ns3:MediaServiceObjectDetectorVersions" minOccurs="0"/>
-                <xsd:element ref="ns3:MediaLengthInSeconds" minOccurs="0"/>
-                <xsd:element ref="ns3:MediaServiceLocation" minOccurs="0"/>
-                <xsd:element ref="ns3:MediaServiceGenerationTime" minOccurs="0"/>
-                <xsd:element ref="ns3:MediaServiceEventHashCode" minOccurs="0"/>
-                <xsd:element ref="ns3:lcf76f155ced4ddcb4097134ff3c332f" minOccurs="0"/>
-                <xsd:element ref="ns2:TaxCatchAll" minOccurs="0"/>
-                <xsd:element ref="ns3:MediaServiceOCR" minOccurs="0"/>
-                <xsd:element ref="ns3:MediaServiceSearchProperties" minOccurs="0"/>
+                <xsd:element ref="ns2:MediaServiceMetadata" minOccurs="0"/>
+                <xsd:element ref="ns2:MediaServiceFastMetadata" minOccurs="0"/>
+                <xsd:element ref="ns2:MediaServiceSearchProperties" minOccurs="0"/>
+                <xsd:element ref="ns2:MediaServiceDateTaken" minOccurs="0"/>
+                <xsd:element ref="ns2:MediaServiceGenerationTime" minOccurs="0"/>
+                <xsd:element ref="ns2:MediaServiceEventHashCode" minOccurs="0"/>
+                <xsd:element ref="ns2:MediaLengthInSeconds" minOccurs="0"/>
+                <xsd:element ref="ns2:lcf76f155ced4ddcb4097134ff3c332f" minOccurs="0"/>
+                <xsd:element ref="ns3:TaxCatchAll" minOccurs="0"/>
+                <xsd:element ref="ns2:MediaServiceOCR" minOccurs="0"/>
               </xsd:all>
             </xsd:complexType>
           </xsd:element>
@@ -36559,36 +36650,63 @@
       </xsd:complexType>
     </xsd:element>
   </xsd:schema>
-  <xsd:schema xmlns:xsd="http://www.w3.org/2001/XMLSchema" xmlns:xs="http://www.w3.org/2001/XMLSchema" xmlns:dms="http://schemas.microsoft.com/office/2006/documentManagement/types" xmlns:pc="http://schemas.microsoft.com/office/infopath/2007/PartnerControls" targetNamespace="cb45339b-ced9-4d0d-8f64-77573914d53b" elementFormDefault="qualified">
+  <xsd:schema xmlns:xsd="http://www.w3.org/2001/XMLSchema" xmlns:xs="http://www.w3.org/2001/XMLSchema" xmlns:dms="http://schemas.microsoft.com/office/2006/documentManagement/types" xmlns:pc="http://schemas.microsoft.com/office/infopath/2007/PartnerControls" targetNamespace="a70d3c18-0869-45a1-9f75-4b4b8f0f32be" elementFormDefault="qualified">
     <xsd:import namespace="http://schemas.microsoft.com/office/2006/documentManagement/types"/>
     <xsd:import namespace="http://schemas.microsoft.com/office/infopath/2007/PartnerControls"/>
-    <xsd:element name="SharedWithUsers" ma:index="8" nillable="true" ma:displayName="Compartido con" ma:internalName="SharedWithUsers" ma:readOnly="true">
+    <xsd:element name="MediaServiceMetadata" ma:index="8" nillable="true" ma:displayName="MediaServiceMetadata" ma:hidden="true" ma:internalName="MediaServiceMetadata" ma:readOnly="true">
+      <xsd:simpleType>
+        <xsd:restriction base="dms:Note"/>
+      </xsd:simpleType>
+    </xsd:element>
+    <xsd:element name="MediaServiceFastMetadata" ma:index="9" nillable="true" ma:displayName="MediaServiceFastMetadata" ma:hidden="true" ma:internalName="MediaServiceFastMetadata" ma:readOnly="true">
+      <xsd:simpleType>
+        <xsd:restriction base="dms:Note"/>
+      </xsd:simpleType>
+    </xsd:element>
+    <xsd:element name="MediaServiceSearchProperties" ma:index="10" nillable="true" ma:displayName="MediaServiceSearchProperties" ma:hidden="true" ma:internalName="MediaServiceSearchProperties" ma:readOnly="true">
+      <xsd:simpleType>
+        <xsd:restriction base="dms:Note"/>
+      </xsd:simpleType>
+    </xsd:element>
+    <xsd:element name="MediaServiceDateTaken" ma:index="11" nillable="true" ma:displayName="MediaServiceDateTaken" ma:hidden="true" ma:indexed="true" ma:internalName="MediaServiceDateTaken" ma:readOnly="true">
+      <xsd:simpleType>
+        <xsd:restriction base="dms:Text"/>
+      </xsd:simpleType>
+    </xsd:element>
+    <xsd:element name="MediaServiceGenerationTime" ma:index="12" nillable="true" ma:displayName="MediaServiceGenerationTime" ma:hidden="true" ma:internalName="MediaServiceGenerationTime" ma:readOnly="true">
+      <xsd:simpleType>
+        <xsd:restriction base="dms:Text"/>
+      </xsd:simpleType>
+    </xsd:element>
+    <xsd:element name="MediaServiceEventHashCode" ma:index="13" nillable="true" ma:displayName="MediaServiceEventHashCode" ma:hidden="true" ma:internalName="MediaServiceEventHashCode" ma:readOnly="true">
+      <xsd:simpleType>
+        <xsd:restriction base="dms:Text"/>
+      </xsd:simpleType>
+    </xsd:element>
+    <xsd:element name="MediaLengthInSeconds" ma:index="14" nillable="true" ma:displayName="MediaLengthInSeconds" ma:hidden="true" ma:internalName="MediaLengthInSeconds" ma:readOnly="true">
+      <xsd:simpleType>
+        <xsd:restriction base="dms:Unknown"/>
+      </xsd:simpleType>
+    </xsd:element>
+    <xsd:element name="lcf76f155ced4ddcb4097134ff3c332f" ma:index="16" nillable="true" ma:taxonomy="true" ma:internalName="lcf76f155ced4ddcb4097134ff3c332f" ma:taxonomyFieldName="MediaServiceImageTags" ma:displayName="Etiquetas de imagen" ma:readOnly="false" ma:fieldId="{5cf76f15-5ced-4ddc-b409-7134ff3c332f}" ma:taxonomyMulti="true" ma:sspId="d33c8c81-5745-4931-bcc4-c2aeafe86780" ma:termSetId="09814cd3-568e-fe90-9814-8d621ff8fb84" ma:anchorId="fba54fb3-c3e1-fe81-a776-ca4b69148c4d" ma:open="true" ma:isKeyword="false">
       <xsd:complexType>
-        <xsd:complexContent>
-          <xsd:extension base="dms:UserMulti">
-            <xsd:sequence>
-              <xsd:element name="UserInfo" minOccurs="0" maxOccurs="unbounded">
-                <xsd:complexType>
-                  <xsd:sequence>
-                    <xsd:element name="DisplayName" type="xsd:string" minOccurs="0"/>
-                    <xsd:element name="AccountId" type="dms:UserId" minOccurs="0" nillable="true"/>
-                    <xsd:element name="AccountType" type="xsd:string" minOccurs="0"/>
-                  </xsd:sequence>
-                </xsd:complexType>
-              </xsd:element>
-            </xsd:sequence>
-          </xsd:extension>
-        </xsd:complexContent>
+        <xsd:sequence>
+          <xsd:element ref="pc:Terms" minOccurs="0" maxOccurs="1"/>
+        </xsd:sequence>
       </xsd:complexType>
     </xsd:element>
-    <xsd:element name="SharedWithDetails" ma:index="9" nillable="true" ma:displayName="Detalles de uso compartido" ma:internalName="SharedWithDetails" ma:readOnly="true">
+    <xsd:element name="MediaServiceOCR" ma:index="18" nillable="true" ma:displayName="Extracted Text" ma:internalName="MediaServiceOCR" ma:readOnly="true">
       <xsd:simpleType>
         <xsd:restriction base="dms:Note">
           <xsd:maxLength value="255"/>
         </xsd:restriction>
       </xsd:simpleType>
     </xsd:element>
-    <xsd:element name="TaxCatchAll" ma:index="20" nillable="true" ma:displayName="Taxonomy Catch All Column" ma:hidden="true" ma:list="{2f40a149-578b-41a1-8845-c88bc1831770}" ma:internalName="TaxCatchAll" ma:showField="CatchAllData" ma:web="cb45339b-ced9-4d0d-8f64-77573914d53b">
+  </xsd:schema>
+  <xsd:schema xmlns:xsd="http://www.w3.org/2001/XMLSchema" xmlns:xs="http://www.w3.org/2001/XMLSchema" xmlns:dms="http://schemas.microsoft.com/office/2006/documentManagement/types" xmlns:pc="http://schemas.microsoft.com/office/infopath/2007/PartnerControls" targetNamespace="adccf511-daff-4bcb-9072-914cedbf4c7e" elementFormDefault="qualified">
+    <xsd:import namespace="http://schemas.microsoft.com/office/2006/documentManagement/types"/>
+    <xsd:import namespace="http://schemas.microsoft.com/office/infopath/2007/PartnerControls"/>
+    <xsd:element name="TaxCatchAll" ma:index="17" nillable="true" ma:displayName="Taxonomy Catch All Column" ma:hidden="true" ma:list="{d55fdbc5-1632-489d-aeea-ba6fd7407963}" ma:internalName="TaxCatchAll" ma:showField="CatchAllData" ma:web="adccf511-daff-4bcb-9072-914cedbf4c7e">
       <xsd:complexType>
         <xsd:complexContent>
           <xsd:extension base="dms:MultiChoiceLookup">
@@ -36598,69 +36716,6 @@
           </xsd:extension>
         </xsd:complexContent>
       </xsd:complexType>
-    </xsd:element>
-  </xsd:schema>
-  <xsd:schema xmlns:xsd="http://www.w3.org/2001/XMLSchema" xmlns:xs="http://www.w3.org/2001/XMLSchema" xmlns:dms="http://schemas.microsoft.com/office/2006/documentManagement/types" xmlns:pc="http://schemas.microsoft.com/office/infopath/2007/PartnerControls" targetNamespace="43a3ca16-9c26-4813-b83f-4aec9927b43f" elementFormDefault="qualified">
-    <xsd:import namespace="http://schemas.microsoft.com/office/2006/documentManagement/types"/>
-    <xsd:import namespace="http://schemas.microsoft.com/office/infopath/2007/PartnerControls"/>
-    <xsd:element name="MediaServiceMetadata" ma:index="10" nillable="true" ma:displayName="MediaServiceMetadata" ma:hidden="true" ma:internalName="MediaServiceMetadata" ma:readOnly="true">
-      <xsd:simpleType>
-        <xsd:restriction base="dms:Note"/>
-      </xsd:simpleType>
-    </xsd:element>
-    <xsd:element name="MediaServiceFastMetadata" ma:index="11" nillable="true" ma:displayName="MediaServiceFastMetadata" ma:hidden="true" ma:internalName="MediaServiceFastMetadata" ma:readOnly="true">
-      <xsd:simpleType>
-        <xsd:restriction base="dms:Note"/>
-      </xsd:simpleType>
-    </xsd:element>
-    <xsd:element name="MediaServiceDateTaken" ma:index="12" nillable="true" ma:displayName="MediaServiceDateTaken" ma:hidden="true" ma:indexed="true" ma:internalName="MediaServiceDateTaken" ma:readOnly="true">
-      <xsd:simpleType>
-        <xsd:restriction base="dms:Text"/>
-      </xsd:simpleType>
-    </xsd:element>
-    <xsd:element name="MediaServiceObjectDetectorVersions" ma:index="13" nillable="true" ma:displayName="MediaServiceObjectDetectorVersions" ma:hidden="true" ma:indexed="true" ma:internalName="MediaServiceObjectDetectorVersions" ma:readOnly="true">
-      <xsd:simpleType>
-        <xsd:restriction base="dms:Text"/>
-      </xsd:simpleType>
-    </xsd:element>
-    <xsd:element name="MediaLengthInSeconds" ma:index="14" nillable="true" ma:displayName="MediaLengthInSeconds" ma:hidden="true" ma:internalName="MediaLengthInSeconds" ma:readOnly="true">
-      <xsd:simpleType>
-        <xsd:restriction base="dms:Unknown"/>
-      </xsd:simpleType>
-    </xsd:element>
-    <xsd:element name="MediaServiceLocation" ma:index="15" nillable="true" ma:displayName="Location" ma:indexed="true" ma:internalName="MediaServiceLocation" ma:readOnly="true">
-      <xsd:simpleType>
-        <xsd:restriction base="dms:Text"/>
-      </xsd:simpleType>
-    </xsd:element>
-    <xsd:element name="MediaServiceGenerationTime" ma:index="16" nillable="true" ma:displayName="MediaServiceGenerationTime" ma:hidden="true" ma:internalName="MediaServiceGenerationTime" ma:readOnly="true">
-      <xsd:simpleType>
-        <xsd:restriction base="dms:Text"/>
-      </xsd:simpleType>
-    </xsd:element>
-    <xsd:element name="MediaServiceEventHashCode" ma:index="17" nillable="true" ma:displayName="MediaServiceEventHashCode" ma:hidden="true" ma:internalName="MediaServiceEventHashCode" ma:readOnly="true">
-      <xsd:simpleType>
-        <xsd:restriction base="dms:Text"/>
-      </xsd:simpleType>
-    </xsd:element>
-    <xsd:element name="lcf76f155ced4ddcb4097134ff3c332f" ma:index="19" nillable="true" ma:taxonomy="true" ma:internalName="lcf76f155ced4ddcb4097134ff3c332f" ma:taxonomyFieldName="MediaServiceImageTags" ma:displayName="Etiquetas de imagen" ma:readOnly="false" ma:fieldId="{5cf76f15-5ced-4ddc-b409-7134ff3c332f}" ma:taxonomyMulti="true" ma:sspId="d33c8c81-5745-4931-bcc4-c2aeafe86780" ma:termSetId="09814cd3-568e-fe90-9814-8d621ff8fb84" ma:anchorId="fba54fb3-c3e1-fe81-a776-ca4b69148c4d" ma:open="true" ma:isKeyword="false">
-      <xsd:complexType>
-        <xsd:sequence>
-          <xsd:element ref="pc:Terms" minOccurs="0" maxOccurs="1"/>
-        </xsd:sequence>
-      </xsd:complexType>
-    </xsd:element>
-    <xsd:element name="MediaServiceOCR" ma:index="21" nillable="true" ma:displayName="Extracted Text" ma:internalName="MediaServiceOCR" ma:readOnly="true">
-      <xsd:simpleType>
-        <xsd:restriction base="dms:Note">
-          <xsd:maxLength value="255"/>
-        </xsd:restriction>
-      </xsd:simpleType>
-    </xsd:element>
-    <xsd:element name="MediaServiceSearchProperties" ma:index="22" nillable="true" ma:displayName="MediaServiceSearchProperties" ma:hidden="true" ma:internalName="MediaServiceSearchProperties" ma:readOnly="true">
-      <xsd:simpleType>
-        <xsd:restriction base="dms:Note"/>
-      </xsd:simpleType>
     </xsd:element>
   </xsd:schema>
   <xsd:schema xmlns="http://schemas.openxmlformats.org/package/2006/metadata/core-properties" xmlns:xsd="http://www.w3.org/2001/XMLSchema" xmlns:xsi="http://www.w3.org/2001/XMLSchema-instance" xmlns:dc="http://purl.org/dc/elements/1.1/" xmlns:dcterms="http://purl.org/dc/terms/" xmlns:odoc="http://schemas.microsoft.com/internal/obd" targetNamespace="http://schemas.openxmlformats.org/package/2006/metadata/core-properties" elementFormDefault="qualified" attributeFormDefault="unqualified" blockDefault="#all">
@@ -36763,7 +36818,12 @@
 </file>
 
 <file path=customXml/item4.xml><?xml version="1.0" encoding="utf-8"?>
-<b:Sources xmlns:b="http://schemas.openxmlformats.org/officeDocument/2006/bibliography" xmlns="http://schemas.openxmlformats.org/officeDocument/2006/bibliography" SelectedStyle="\APASixthEditionOfficeOnline.xsl" StyleName="APA" Version="6"/>
+<?mso-contentType ?>
+<FormTemplates xmlns="http://schemas.microsoft.com/sharepoint/v3/contenttype/forms">
+  <Display>DocumentLibraryForm</Display>
+  <Edit>DocumentLibraryForm</Edit>
+  <New>DocumentLibraryForm</New>
+</FormTemplates>
 </file>
 
 <file path=customXml/itemProps1.xml><?xml version="1.0" encoding="utf-8"?>
@@ -36778,36 +36838,21 @@
 </file>
 
 <file path=customXml/itemProps2.xml><?xml version="1.0" encoding="utf-8"?>
+<ds:datastoreItem xmlns:ds="http://schemas.openxmlformats.org/officeDocument/2006/customXml" ds:itemID="{E8AB44A3-7C62-4BD2-82ED-8ABC209970FA}">
+  <ds:schemaRefs>
+    <ds:schemaRef ds:uri="http://schemas.openxmlformats.org/officeDocument/2006/bibliography"/>
+  </ds:schemaRefs>
+</ds:datastoreItem>
+</file>
+
+<file path=customXml/itemProps3.xml><?xml version="1.0" encoding="utf-8"?>
+<ds:datastoreItem xmlns:ds="http://schemas.openxmlformats.org/officeDocument/2006/customXml" ds:itemID="{A39748A1-6DC3-49AA-B385-0CD4416FB824}"/>
+</file>
+
+<file path=customXml/itemProps4.xml><?xml version="1.0" encoding="utf-8"?>
 <ds:datastoreItem xmlns:ds="http://schemas.openxmlformats.org/officeDocument/2006/customXml" ds:itemID="{81CBDEC1-3B00-44ED-AD36-0268077980BA}">
   <ds:schemaRefs>
     <ds:schemaRef ds:uri="http://schemas.microsoft.com/sharepoint/v3/contenttype/forms"/>
   </ds:schemaRefs>
 </ds:datastoreItem>
-</file>
-
-<file path=customXml/itemProps3.xml><?xml version="1.0" encoding="utf-8"?>
-<ds:datastoreItem xmlns:ds="http://schemas.openxmlformats.org/officeDocument/2006/customXml" ds:itemID="{DF43E046-DB0C-42D1-8C73-AE38B52F1ED7}">
-  <ds:schemaRefs>
-    <ds:schemaRef ds:uri="http://schemas.microsoft.com/office/2006/metadata/contentType"/>
-    <ds:schemaRef ds:uri="http://schemas.microsoft.com/office/2006/metadata/properties/metaAttributes"/>
-    <ds:schemaRef ds:uri="http://www.w3.org/2001/XMLSchema"/>
-    <ds:schemaRef ds:uri="http://schemas.microsoft.com/office/2006/metadata/properties"/>
-    <ds:schemaRef ds:uri="cb45339b-ced9-4d0d-8f64-77573914d53b"/>
-    <ds:schemaRef ds:uri="43a3ca16-9c26-4813-b83f-4aec9927b43f"/>
-    <ds:schemaRef ds:uri="http://schemas.microsoft.com/office/2006/documentManagement/types"/>
-    <ds:schemaRef ds:uri="http://schemas.microsoft.com/office/infopath/2007/PartnerControls"/>
-    <ds:schemaRef ds:uri="http://schemas.openxmlformats.org/package/2006/metadata/core-properties"/>
-    <ds:schemaRef ds:uri="http://purl.org/dc/elements/1.1/"/>
-    <ds:schemaRef ds:uri="http://purl.org/dc/terms/"/>
-    <ds:schemaRef ds:uri="http://schemas.microsoft.com/internal/obd"/>
-  </ds:schemaRefs>
-</ds:datastoreItem>
-</file>
-
-<file path=customXml/itemProps4.xml><?xml version="1.0" encoding="utf-8"?>
-<ds:datastoreItem xmlns:ds="http://schemas.openxmlformats.org/officeDocument/2006/customXml" ds:itemID="{E8AB44A3-7C62-4BD2-82ED-8ABC209970FA}">
-  <ds:schemaRefs>
-    <ds:schemaRef ds:uri="http://schemas.openxmlformats.org/officeDocument/2006/bibliography"/>
-  </ds:schemaRefs>
-</ds:datastoreItem>
 </file>